--- a/Fase 1/Evidencias Individuales/Vega_Araceli_1.3_APT122_AutoevaluacionFase1.docx
+++ b/Fase 1/Evidencias Individuales/Vega_Araceli_1.3_APT122_AutoevaluacionFase1.docx
@@ -5593,80 +5593,6 @@
                 <w:rFonts w:asciiTheme="minorHAnsi" w:eastAsiaTheme="minorEastAsia" w:hAnsiTheme="minorHAnsi" w:cstheme="minorBidi"/>
                 <w:b/>
                 <w:bCs/>
-                <w:noProof/>
-                <w:lang w:eastAsia="es-CL"/>
-              </w:rPr>
-              <mc:AlternateContent>
-                <mc:Choice Requires="wps">
-                  <w:drawing>
-                    <wp:anchor distT="0" distB="0" distL="114300" distR="114300" simplePos="0" relativeHeight="251666432" behindDoc="0" locked="0" layoutInCell="1" allowOverlap="1" wp14:anchorId="0DF78B5B" wp14:editId="7FD19005">
-                      <wp:simplePos x="0" y="0"/>
-                      <wp:positionH relativeFrom="column">
-                        <wp:posOffset>1818640</wp:posOffset>
-                      </wp:positionH>
-                      <wp:positionV relativeFrom="paragraph">
-                        <wp:posOffset>619759</wp:posOffset>
-                      </wp:positionV>
-                      <wp:extent cx="1447800" cy="1571625"/>
-                      <wp:effectExtent l="19050" t="19050" r="19050" b="28575"/>
-                      <wp:wrapNone/>
-                      <wp:docPr id="1940814239" name="Conector recto 6"/>
-                      <wp:cNvGraphicFramePr/>
-                      <a:graphic xmlns:a="http://schemas.openxmlformats.org/drawingml/2006/main">
-                        <a:graphicData uri="http://schemas.microsoft.com/office/word/2010/wordprocessingShape">
-                          <wps:wsp>
-                            <wps:cNvCnPr/>
-                            <wps:spPr>
-                              <a:xfrm flipH="1">
-                                <a:off x="0" y="0"/>
-                                <a:ext cx="1447800" cy="1571625"/>
-                              </a:xfrm>
-                              <a:prstGeom prst="line">
-                                <a:avLst/>
-                              </a:prstGeom>
-                              <a:ln w="38100">
-                                <a:solidFill>
-                                  <a:schemeClr val="accent6">
-                                    <a:lumMod val="50000"/>
-                                  </a:schemeClr>
-                                </a:solidFill>
-                              </a:ln>
-                            </wps:spPr>
-                            <wps:style>
-                              <a:lnRef idx="1">
-                                <a:schemeClr val="accent1"/>
-                              </a:lnRef>
-                              <a:fillRef idx="0">
-                                <a:schemeClr val="accent1"/>
-                              </a:fillRef>
-                              <a:effectRef idx="0">
-                                <a:schemeClr val="accent1"/>
-                              </a:effectRef>
-                              <a:fontRef idx="minor">
-                                <a:schemeClr val="tx1"/>
-                              </a:fontRef>
-                            </wps:style>
-                            <wps:bodyPr/>
-                          </wps:wsp>
-                        </a:graphicData>
-                      </a:graphic>
-                    </wp:anchor>
-                  </w:drawing>
-                </mc:Choice>
-                <mc:Fallback>
-                  <w:pict>
-                    <v:line w14:anchorId="64EB4D96" id="Conector recto 6" o:spid="_x0000_s1026" style="position:absolute;flip:x;z-index:251666432;visibility:visible;mso-wrap-style:square;mso-wrap-distance-left:9pt;mso-wrap-distance-top:0;mso-wrap-distance-right:9pt;mso-wrap-distance-bottom:0;mso-position-horizontal:absolute;mso-position-horizontal-relative:text;mso-position-vertical:absolute;mso-position-vertical-relative:text" from="143.2pt,48.8pt" to="257.2pt,172.55pt" o:gfxdata="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" strokecolor="#375623 [1609]" strokeweight="3pt">
-                      <v:stroke joinstyle="miter"/>
-                    </v:line>
-                  </w:pict>
-                </mc:Fallback>
-              </mc:AlternateContent>
-            </w:r>
-            <w:r>
-              <w:rPr>
-                <w:rFonts w:asciiTheme="minorHAnsi" w:eastAsiaTheme="minorEastAsia" w:hAnsiTheme="minorHAnsi" w:cstheme="minorBidi"/>
-                <w:b/>
-                <w:bCs/>
                 <w:lang w:eastAsia="es-CL"/>
               </w:rPr>
               <w:t>Indicador de Evaluación</w:t>
@@ -6105,84 +6031,6 @@
             <w:r>
               <w:rPr>
                 <w:rFonts w:asciiTheme="minorHAnsi" w:eastAsiaTheme="minorEastAsia" w:hAnsiTheme="minorHAnsi" w:cstheme="minorBidi"/>
-                <w:noProof/>
-                <w:color w:val="000000" w:themeColor="text1"/>
-              </w:rPr>
-              <mc:AlternateContent>
-                <mc:Choice Requires="wps">
-                  <w:drawing>
-                    <wp:anchor distT="0" distB="0" distL="114300" distR="114300" simplePos="0" relativeHeight="251668480" behindDoc="0" locked="0" layoutInCell="1" allowOverlap="1" wp14:anchorId="2003EE55" wp14:editId="55FDDC60">
-                      <wp:simplePos x="0" y="0"/>
-                      <wp:positionH relativeFrom="column">
-                        <wp:posOffset>-7620</wp:posOffset>
-                      </wp:positionH>
-                      <wp:positionV relativeFrom="paragraph">
-                        <wp:posOffset>30480</wp:posOffset>
-                      </wp:positionV>
-                      <wp:extent cx="1400175" cy="1533525"/>
-                      <wp:effectExtent l="19050" t="19050" r="28575" b="28575"/>
-                      <wp:wrapNone/>
-                      <wp:docPr id="426455582" name="Conector recto 5"/>
-                      <wp:cNvGraphicFramePr/>
-                      <a:graphic xmlns:a="http://schemas.openxmlformats.org/drawingml/2006/main">
-                        <a:graphicData uri="http://schemas.microsoft.com/office/word/2010/wordprocessingShape">
-                          <wps:wsp>
-                            <wps:cNvCnPr/>
-                            <wps:spPr>
-                              <a:xfrm flipH="1" flipV="1">
-                                <a:off x="0" y="0"/>
-                                <a:ext cx="1400175" cy="1533525"/>
-                              </a:xfrm>
-                              <a:prstGeom prst="line">
-                                <a:avLst/>
-                              </a:prstGeom>
-                              <a:ln w="38100">
-                                <a:solidFill>
-                                  <a:schemeClr val="accent6">
-                                    <a:lumMod val="50000"/>
-                                  </a:schemeClr>
-                                </a:solidFill>
-                              </a:ln>
-                            </wps:spPr>
-                            <wps:style>
-                              <a:lnRef idx="1">
-                                <a:schemeClr val="accent1"/>
-                              </a:lnRef>
-                              <a:fillRef idx="0">
-                                <a:schemeClr val="accent1"/>
-                              </a:fillRef>
-                              <a:effectRef idx="0">
-                                <a:schemeClr val="accent1"/>
-                              </a:effectRef>
-                              <a:fontRef idx="minor">
-                                <a:schemeClr val="tx1"/>
-                              </a:fontRef>
-                            </wps:style>
-                            <wps:bodyPr/>
-                          </wps:wsp>
-                        </a:graphicData>
-                      </a:graphic>
-                      <wp14:sizeRelH relativeFrom="margin">
-                        <wp14:pctWidth>0</wp14:pctWidth>
-                      </wp14:sizeRelH>
-                      <wp14:sizeRelV relativeFrom="margin">
-                        <wp14:pctHeight>0</wp14:pctHeight>
-                      </wp14:sizeRelV>
-                    </wp:anchor>
-                  </w:drawing>
-                </mc:Choice>
-                <mc:Fallback>
-                  <w:pict>
-                    <v:line w14:anchorId="2CCD3A3A" id="Conector recto 5" o:spid="_x0000_s1026" style="position:absolute;flip:x y;z-index:251668480;visibility:visible;mso-wrap-style:square;mso-width-percent:0;mso-height-percent:0;mso-wrap-distance-left:9pt;mso-wrap-distance-top:0;mso-wrap-distance-right:9pt;mso-wrap-distance-bottom:0;mso-position-horizontal:absolute;mso-position-horizontal-relative:text;mso-position-vertical:absolute;mso-position-vertical-relative:text;mso-width-percent:0;mso-height-percent:0;mso-width-relative:margin;mso-height-relative:margin" from="-.6pt,2.4pt" to="109.65pt,123.15pt" o:gfxdata="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" strokecolor="#375623 [1609]" strokeweight="3pt">
-                      <v:stroke joinstyle="miter"/>
-                    </v:line>
-                  </w:pict>
-                </mc:Fallback>
-              </mc:AlternateContent>
-            </w:r>
-            <w:r>
-              <w:rPr>
-                <w:rFonts w:asciiTheme="minorHAnsi" w:eastAsiaTheme="minorEastAsia" w:hAnsiTheme="minorHAnsi" w:cstheme="minorBidi"/>
                 <w:color w:val="000000" w:themeColor="text1"/>
               </w:rPr>
               <w:t>Describ</w:t>
@@ -6451,164 +6299,6 @@
             <w:r>
               <w:rPr>
                 <w:rFonts w:asciiTheme="minorHAnsi" w:eastAsiaTheme="minorEastAsia" w:hAnsiTheme="minorHAnsi" w:cstheme="minorBidi"/>
-                <w:b/>
-                <w:bCs/>
-                <w:noProof/>
-                <w:lang w:eastAsia="es-CL"/>
-              </w:rPr>
-              <mc:AlternateContent>
-                <mc:Choice Requires="wps">
-                  <w:drawing>
-                    <wp:anchor distT="0" distB="0" distL="114300" distR="114300" simplePos="0" relativeHeight="251672576" behindDoc="0" locked="0" layoutInCell="1" allowOverlap="1" wp14:anchorId="75149BA7" wp14:editId="494F6F32">
-                      <wp:simplePos x="0" y="0"/>
-                      <wp:positionH relativeFrom="column">
-                        <wp:posOffset>-101600</wp:posOffset>
-                      </wp:positionH>
-                      <wp:positionV relativeFrom="paragraph">
-                        <wp:posOffset>21590</wp:posOffset>
-                      </wp:positionV>
-                      <wp:extent cx="1447800" cy="1571625"/>
-                      <wp:effectExtent l="19050" t="19050" r="19050" b="28575"/>
-                      <wp:wrapNone/>
-                      <wp:docPr id="1200870152" name="Conector recto 6"/>
-                      <wp:cNvGraphicFramePr/>
-                      <a:graphic xmlns:a="http://schemas.openxmlformats.org/drawingml/2006/main">
-                        <a:graphicData uri="http://schemas.microsoft.com/office/word/2010/wordprocessingShape">
-                          <wps:wsp>
-                            <wps:cNvCnPr/>
-                            <wps:spPr>
-                              <a:xfrm flipH="1">
-                                <a:off x="0" y="0"/>
-                                <a:ext cx="1447800" cy="1571625"/>
-                              </a:xfrm>
-                              <a:prstGeom prst="line">
-                                <a:avLst/>
-                              </a:prstGeom>
-                              <a:ln w="38100">
-                                <a:solidFill>
-                                  <a:schemeClr val="accent6">
-                                    <a:lumMod val="50000"/>
-                                  </a:schemeClr>
-                                </a:solidFill>
-                              </a:ln>
-                            </wps:spPr>
-                            <wps:style>
-                              <a:lnRef idx="1">
-                                <a:schemeClr val="accent1"/>
-                              </a:lnRef>
-                              <a:fillRef idx="0">
-                                <a:schemeClr val="accent1"/>
-                              </a:fillRef>
-                              <a:effectRef idx="0">
-                                <a:schemeClr val="accent1"/>
-                              </a:effectRef>
-                              <a:fontRef idx="minor">
-                                <a:schemeClr val="tx1"/>
-                              </a:fontRef>
-                            </wps:style>
-                            <wps:bodyPr/>
-                          </wps:wsp>
-                        </a:graphicData>
-                      </a:graphic>
-                      <wp14:sizeRelH relativeFrom="margin">
-                        <wp14:pctWidth>0</wp14:pctWidth>
-                      </wp14:sizeRelH>
-                      <wp14:sizeRelV relativeFrom="margin">
-                        <wp14:pctHeight>0</wp14:pctHeight>
-                      </wp14:sizeRelV>
-                    </wp:anchor>
-                  </w:drawing>
-                </mc:Choice>
-                <mc:Fallback>
-                  <w:pict>
-                    <v:line w14:anchorId="043513BC" id="Conector recto 6" o:spid="_x0000_s1026" style="position:absolute;flip:x;z-index:251672576;visibility:visible;mso-wrap-style:square;mso-width-percent:0;mso-height-percent:0;mso-wrap-distance-left:9pt;mso-wrap-distance-top:0;mso-wrap-distance-right:9pt;mso-wrap-distance-bottom:0;mso-position-horizontal:absolute;mso-position-horizontal-relative:text;mso-position-vertical:absolute;mso-position-vertical-relative:text;mso-width-percent:0;mso-height-percent:0;mso-width-relative:margin;mso-height-relative:margin" from="-8pt,1.7pt" to="106pt,125.45pt" o:gfxdata="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" strokecolor="#375623 [1609]" strokeweight="3pt">
-                      <v:stroke joinstyle="miter"/>
-                    </v:line>
-                  </w:pict>
-                </mc:Fallback>
-              </mc:AlternateContent>
-            </w:r>
-            <w:r>
-              <w:rPr>
-                <w:rFonts w:asciiTheme="minorHAnsi" w:eastAsiaTheme="minorEastAsia" w:hAnsiTheme="minorHAnsi" w:cstheme="minorBidi"/>
-                <w:noProof/>
-                <w:color w:val="000000" w:themeColor="text1"/>
-              </w:rPr>
-              <mc:AlternateContent>
-                <mc:Choice Requires="wps">
-                  <w:drawing>
-                    <wp:anchor distT="0" distB="0" distL="114300" distR="114300" simplePos="0" relativeHeight="251670528" behindDoc="0" locked="0" layoutInCell="1" allowOverlap="1" wp14:anchorId="135C5E86" wp14:editId="7896A161">
-                      <wp:simplePos x="0" y="0"/>
-                      <wp:positionH relativeFrom="column">
-                        <wp:posOffset>-45720</wp:posOffset>
-                      </wp:positionH>
-                      <wp:positionV relativeFrom="paragraph">
-                        <wp:posOffset>-635</wp:posOffset>
-                      </wp:positionV>
-                      <wp:extent cx="1400175" cy="1533525"/>
-                      <wp:effectExtent l="19050" t="19050" r="28575" b="28575"/>
-                      <wp:wrapNone/>
-                      <wp:docPr id="916654075" name="Conector recto 5"/>
-                      <wp:cNvGraphicFramePr/>
-                      <a:graphic xmlns:a="http://schemas.openxmlformats.org/drawingml/2006/main">
-                        <a:graphicData uri="http://schemas.microsoft.com/office/word/2010/wordprocessingShape">
-                          <wps:wsp>
-                            <wps:cNvCnPr/>
-                            <wps:spPr>
-                              <a:xfrm flipH="1" flipV="1">
-                                <a:off x="0" y="0"/>
-                                <a:ext cx="1400175" cy="1533525"/>
-                              </a:xfrm>
-                              <a:prstGeom prst="line">
-                                <a:avLst/>
-                              </a:prstGeom>
-                              <a:ln w="38100">
-                                <a:solidFill>
-                                  <a:schemeClr val="accent6">
-                                    <a:lumMod val="50000"/>
-                                  </a:schemeClr>
-                                </a:solidFill>
-                              </a:ln>
-                            </wps:spPr>
-                            <wps:style>
-                              <a:lnRef idx="1">
-                                <a:schemeClr val="accent1"/>
-                              </a:lnRef>
-                              <a:fillRef idx="0">
-                                <a:schemeClr val="accent1"/>
-                              </a:fillRef>
-                              <a:effectRef idx="0">
-                                <a:schemeClr val="accent1"/>
-                              </a:effectRef>
-                              <a:fontRef idx="minor">
-                                <a:schemeClr val="tx1"/>
-                              </a:fontRef>
-                            </wps:style>
-                            <wps:bodyPr/>
-                          </wps:wsp>
-                        </a:graphicData>
-                      </a:graphic>
-                      <wp14:sizeRelH relativeFrom="margin">
-                        <wp14:pctWidth>0</wp14:pctWidth>
-                      </wp14:sizeRelH>
-                      <wp14:sizeRelV relativeFrom="margin">
-                        <wp14:pctHeight>0</wp14:pctHeight>
-                      </wp14:sizeRelV>
-                    </wp:anchor>
-                  </w:drawing>
-                </mc:Choice>
-                <mc:Fallback>
-                  <w:pict>
-                    <v:line w14:anchorId="726CF3E8" id="Conector recto 5" o:spid="_x0000_s1026" style="position:absolute;flip:x y;z-index:251670528;visibility:visible;mso-wrap-style:square;mso-width-percent:0;mso-height-percent:0;mso-wrap-distance-left:9pt;mso-wrap-distance-top:0;mso-wrap-distance-right:9pt;mso-wrap-distance-bottom:0;mso-position-horizontal:absolute;mso-position-horizontal-relative:text;mso-position-vertical:absolute;mso-position-vertical-relative:text;mso-width-percent:0;mso-height-percent:0;mso-width-relative:margin;mso-height-relative:margin" from="-3.6pt,-.05pt" to="106.65pt,120.7pt" o:gfxdata="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" strokecolor="#375623 [1609]" strokeweight="3pt">
-                      <v:stroke joinstyle="miter"/>
-                    </v:line>
-                  </w:pict>
-                </mc:Fallback>
-              </mc:AlternateContent>
-            </w:r>
-            <w:r>
-              <w:rPr>
-                <w:rFonts w:asciiTheme="minorHAnsi" w:eastAsiaTheme="minorEastAsia" w:hAnsiTheme="minorHAnsi" w:cstheme="minorBidi"/>
                 <w:color w:val="000000" w:themeColor="text1"/>
               </w:rPr>
               <w:t xml:space="preserve">Describí </w:t>
@@ -7048,164 +6738,6 @@
             <w:r>
               <w:rPr>
                 <w:rFonts w:asciiTheme="minorHAnsi" w:eastAsiaTheme="minorEastAsia" w:hAnsiTheme="minorHAnsi" w:cstheme="minorBidi"/>
-                <w:noProof/>
-                <w:color w:val="000000" w:themeColor="text1"/>
-              </w:rPr>
-              <mc:AlternateContent>
-                <mc:Choice Requires="wps">
-                  <w:drawing>
-                    <wp:anchor distT="0" distB="0" distL="114300" distR="114300" simplePos="0" relativeHeight="251676672" behindDoc="0" locked="0" layoutInCell="1" allowOverlap="1" wp14:anchorId="7876EFE0" wp14:editId="37B30922">
-                      <wp:simplePos x="0" y="0"/>
-                      <wp:positionH relativeFrom="column">
-                        <wp:posOffset>-49531</wp:posOffset>
-                      </wp:positionH>
-                      <wp:positionV relativeFrom="paragraph">
-                        <wp:posOffset>21590</wp:posOffset>
-                      </wp:positionV>
-                      <wp:extent cx="1419225" cy="914400"/>
-                      <wp:effectExtent l="19050" t="19050" r="28575" b="19050"/>
-                      <wp:wrapNone/>
-                      <wp:docPr id="1753648444" name="Conector recto 5"/>
-                      <wp:cNvGraphicFramePr/>
-                      <a:graphic xmlns:a="http://schemas.openxmlformats.org/drawingml/2006/main">
-                        <a:graphicData uri="http://schemas.microsoft.com/office/word/2010/wordprocessingShape">
-                          <wps:wsp>
-                            <wps:cNvCnPr/>
-                            <wps:spPr>
-                              <a:xfrm flipH="1" flipV="1">
-                                <a:off x="0" y="0"/>
-                                <a:ext cx="1419225" cy="914400"/>
-                              </a:xfrm>
-                              <a:prstGeom prst="line">
-                                <a:avLst/>
-                              </a:prstGeom>
-                              <a:ln w="38100">
-                                <a:solidFill>
-                                  <a:schemeClr val="accent6">
-                                    <a:lumMod val="50000"/>
-                                  </a:schemeClr>
-                                </a:solidFill>
-                              </a:ln>
-                            </wps:spPr>
-                            <wps:style>
-                              <a:lnRef idx="1">
-                                <a:schemeClr val="accent1"/>
-                              </a:lnRef>
-                              <a:fillRef idx="0">
-                                <a:schemeClr val="accent1"/>
-                              </a:fillRef>
-                              <a:effectRef idx="0">
-                                <a:schemeClr val="accent1"/>
-                              </a:effectRef>
-                              <a:fontRef idx="minor">
-                                <a:schemeClr val="tx1"/>
-                              </a:fontRef>
-                            </wps:style>
-                            <wps:bodyPr/>
-                          </wps:wsp>
-                        </a:graphicData>
-                      </a:graphic>
-                      <wp14:sizeRelH relativeFrom="margin">
-                        <wp14:pctWidth>0</wp14:pctWidth>
-                      </wp14:sizeRelH>
-                      <wp14:sizeRelV relativeFrom="margin">
-                        <wp14:pctHeight>0</wp14:pctHeight>
-                      </wp14:sizeRelV>
-                    </wp:anchor>
-                  </w:drawing>
-                </mc:Choice>
-                <mc:Fallback>
-                  <w:pict>
-                    <v:line w14:anchorId="7CB3AE7C" id="Conector recto 5" o:spid="_x0000_s1026" style="position:absolute;flip:x y;z-index:251676672;visibility:visible;mso-wrap-style:square;mso-width-percent:0;mso-height-percent:0;mso-wrap-distance-left:9pt;mso-wrap-distance-top:0;mso-wrap-distance-right:9pt;mso-wrap-distance-bottom:0;mso-position-horizontal:absolute;mso-position-horizontal-relative:text;mso-position-vertical:absolute;mso-position-vertical-relative:text;mso-width-percent:0;mso-height-percent:0;mso-width-relative:margin;mso-height-relative:margin" from="-3.9pt,1.7pt" to="107.85pt,73.7pt" o:gfxdata="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" strokecolor="#375623 [1609]" strokeweight="3pt">
-                      <v:stroke joinstyle="miter"/>
-                    </v:line>
-                  </w:pict>
-                </mc:Fallback>
-              </mc:AlternateContent>
-            </w:r>
-            <w:r>
-              <w:rPr>
-                <w:rFonts w:asciiTheme="minorHAnsi" w:eastAsiaTheme="minorEastAsia" w:hAnsiTheme="minorHAnsi" w:cstheme="minorBidi"/>
-                <w:b/>
-                <w:bCs/>
-                <w:noProof/>
-                <w:lang w:eastAsia="es-CL"/>
-              </w:rPr>
-              <mc:AlternateContent>
-                <mc:Choice Requires="wps">
-                  <w:drawing>
-                    <wp:anchor distT="0" distB="0" distL="114300" distR="114300" simplePos="0" relativeHeight="251674624" behindDoc="0" locked="0" layoutInCell="1" allowOverlap="1" wp14:anchorId="03F94EE4" wp14:editId="641D250C">
-                      <wp:simplePos x="0" y="0"/>
-                      <wp:positionH relativeFrom="column">
-                        <wp:posOffset>-59055</wp:posOffset>
-                      </wp:positionH>
-                      <wp:positionV relativeFrom="paragraph">
-                        <wp:posOffset>12065</wp:posOffset>
-                      </wp:positionV>
-                      <wp:extent cx="1428750" cy="914400"/>
-                      <wp:effectExtent l="19050" t="19050" r="19050" b="19050"/>
-                      <wp:wrapNone/>
-                      <wp:docPr id="1651223592" name="Conector recto 6"/>
-                      <wp:cNvGraphicFramePr/>
-                      <a:graphic xmlns:a="http://schemas.openxmlformats.org/drawingml/2006/main">
-                        <a:graphicData uri="http://schemas.microsoft.com/office/word/2010/wordprocessingShape">
-                          <wps:wsp>
-                            <wps:cNvCnPr/>
-                            <wps:spPr>
-                              <a:xfrm flipH="1">
-                                <a:off x="0" y="0"/>
-                                <a:ext cx="1428750" cy="914400"/>
-                              </a:xfrm>
-                              <a:prstGeom prst="line">
-                                <a:avLst/>
-                              </a:prstGeom>
-                              <a:ln w="38100">
-                                <a:solidFill>
-                                  <a:schemeClr val="accent6">
-                                    <a:lumMod val="50000"/>
-                                  </a:schemeClr>
-                                </a:solidFill>
-                              </a:ln>
-                            </wps:spPr>
-                            <wps:style>
-                              <a:lnRef idx="1">
-                                <a:schemeClr val="accent1"/>
-                              </a:lnRef>
-                              <a:fillRef idx="0">
-                                <a:schemeClr val="accent1"/>
-                              </a:fillRef>
-                              <a:effectRef idx="0">
-                                <a:schemeClr val="accent1"/>
-                              </a:effectRef>
-                              <a:fontRef idx="minor">
-                                <a:schemeClr val="tx1"/>
-                              </a:fontRef>
-                            </wps:style>
-                            <wps:bodyPr/>
-                          </wps:wsp>
-                        </a:graphicData>
-                      </a:graphic>
-                      <wp14:sizeRelH relativeFrom="margin">
-                        <wp14:pctWidth>0</wp14:pctWidth>
-                      </wp14:sizeRelH>
-                      <wp14:sizeRelV relativeFrom="margin">
-                        <wp14:pctHeight>0</wp14:pctHeight>
-                      </wp14:sizeRelV>
-                    </wp:anchor>
-                  </w:drawing>
-                </mc:Choice>
-                <mc:Fallback>
-                  <w:pict>
-                    <v:line w14:anchorId="44A9EE5E" id="Conector recto 6" o:spid="_x0000_s1026" style="position:absolute;flip:x;z-index:251674624;visibility:visible;mso-wrap-style:square;mso-width-percent:0;mso-height-percent:0;mso-wrap-distance-left:9pt;mso-wrap-distance-top:0;mso-wrap-distance-right:9pt;mso-wrap-distance-bottom:0;mso-position-horizontal:absolute;mso-position-horizontal-relative:text;mso-position-vertical:absolute;mso-position-vertical-relative:text;mso-width-percent:0;mso-height-percent:0;mso-width-relative:margin;mso-height-relative:margin" from="-4.65pt,.95pt" to="107.85pt,72.95pt" o:gfxdata="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" strokecolor="#375623 [1609]" strokeweight="3pt">
-                      <v:stroke joinstyle="miter"/>
-                    </v:line>
-                  </w:pict>
-                </mc:Fallback>
-              </mc:AlternateContent>
-            </w:r>
-            <w:r>
-              <w:rPr>
-                <w:rFonts w:asciiTheme="minorHAnsi" w:eastAsiaTheme="minorEastAsia" w:hAnsiTheme="minorHAnsi" w:cstheme="minorBidi"/>
                 <w:color w:val="000000" w:themeColor="text1"/>
               </w:rPr>
               <w:t>Mencion</w:t>
@@ -7471,164 +7003,6 @@
             <w:r>
               <w:rPr>
                 <w:rFonts w:asciiTheme="minorHAnsi" w:eastAsiaTheme="minorEastAsia" w:hAnsiTheme="minorHAnsi" w:cstheme="minorBidi"/>
-                <w:noProof/>
-                <w:color w:val="000000" w:themeColor="text1"/>
-              </w:rPr>
-              <mc:AlternateContent>
-                <mc:Choice Requires="wps">
-                  <w:drawing>
-                    <wp:anchor distT="0" distB="0" distL="114300" distR="114300" simplePos="0" relativeHeight="251678720" behindDoc="0" locked="0" layoutInCell="1" allowOverlap="1" wp14:anchorId="7375409E" wp14:editId="4039F157">
-                      <wp:simplePos x="0" y="0"/>
-                      <wp:positionH relativeFrom="column">
-                        <wp:posOffset>-68581</wp:posOffset>
-                      </wp:positionH>
-                      <wp:positionV relativeFrom="paragraph">
-                        <wp:posOffset>-635</wp:posOffset>
-                      </wp:positionV>
-                      <wp:extent cx="1438275" cy="1695450"/>
-                      <wp:effectExtent l="19050" t="19050" r="28575" b="19050"/>
-                      <wp:wrapNone/>
-                      <wp:docPr id="2094843033" name="Conector recto 5"/>
-                      <wp:cNvGraphicFramePr/>
-                      <a:graphic xmlns:a="http://schemas.openxmlformats.org/drawingml/2006/main">
-                        <a:graphicData uri="http://schemas.microsoft.com/office/word/2010/wordprocessingShape">
-                          <wps:wsp>
-                            <wps:cNvCnPr/>
-                            <wps:spPr>
-                              <a:xfrm flipH="1" flipV="1">
-                                <a:off x="0" y="0"/>
-                                <a:ext cx="1438275" cy="1695450"/>
-                              </a:xfrm>
-                              <a:prstGeom prst="line">
-                                <a:avLst/>
-                              </a:prstGeom>
-                              <a:ln w="38100">
-                                <a:solidFill>
-                                  <a:schemeClr val="accent6">
-                                    <a:lumMod val="50000"/>
-                                  </a:schemeClr>
-                                </a:solidFill>
-                              </a:ln>
-                            </wps:spPr>
-                            <wps:style>
-                              <a:lnRef idx="1">
-                                <a:schemeClr val="accent1"/>
-                              </a:lnRef>
-                              <a:fillRef idx="0">
-                                <a:schemeClr val="accent1"/>
-                              </a:fillRef>
-                              <a:effectRef idx="0">
-                                <a:schemeClr val="accent1"/>
-                              </a:effectRef>
-                              <a:fontRef idx="minor">
-                                <a:schemeClr val="tx1"/>
-                              </a:fontRef>
-                            </wps:style>
-                            <wps:bodyPr/>
-                          </wps:wsp>
-                        </a:graphicData>
-                      </a:graphic>
-                      <wp14:sizeRelH relativeFrom="margin">
-                        <wp14:pctWidth>0</wp14:pctWidth>
-                      </wp14:sizeRelH>
-                      <wp14:sizeRelV relativeFrom="margin">
-                        <wp14:pctHeight>0</wp14:pctHeight>
-                      </wp14:sizeRelV>
-                    </wp:anchor>
-                  </w:drawing>
-                </mc:Choice>
-                <mc:Fallback>
-                  <w:pict>
-                    <v:line w14:anchorId="405B08A9" id="Conector recto 5" o:spid="_x0000_s1026" style="position:absolute;flip:x y;z-index:251678720;visibility:visible;mso-wrap-style:square;mso-width-percent:0;mso-height-percent:0;mso-wrap-distance-left:9pt;mso-wrap-distance-top:0;mso-wrap-distance-right:9pt;mso-wrap-distance-bottom:0;mso-position-horizontal:absolute;mso-position-horizontal-relative:text;mso-position-vertical:absolute;mso-position-vertical-relative:text;mso-width-percent:0;mso-height-percent:0;mso-width-relative:margin;mso-height-relative:margin" from="-5.4pt,-.05pt" to="107.85pt,133.45pt" o:gfxdata="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" strokecolor="#375623 [1609]" strokeweight="3pt">
-                      <v:stroke joinstyle="miter"/>
-                    </v:line>
-                  </w:pict>
-                </mc:Fallback>
-              </mc:AlternateContent>
-            </w:r>
-            <w:r>
-              <w:rPr>
-                <w:rFonts w:asciiTheme="minorHAnsi" w:eastAsiaTheme="minorEastAsia" w:hAnsiTheme="minorHAnsi" w:cstheme="minorBidi"/>
-                <w:b/>
-                <w:bCs/>
-                <w:noProof/>
-                <w:lang w:eastAsia="es-CL"/>
-              </w:rPr>
-              <mc:AlternateContent>
-                <mc:Choice Requires="wps">
-                  <w:drawing>
-                    <wp:anchor distT="0" distB="0" distL="114300" distR="114300" simplePos="0" relativeHeight="251680768" behindDoc="0" locked="0" layoutInCell="1" allowOverlap="1" wp14:anchorId="1B461234" wp14:editId="46E7183C">
-                      <wp:simplePos x="0" y="0"/>
-                      <wp:positionH relativeFrom="column">
-                        <wp:posOffset>-68581</wp:posOffset>
-                      </wp:positionH>
-                      <wp:positionV relativeFrom="paragraph">
-                        <wp:posOffset>-10160</wp:posOffset>
-                      </wp:positionV>
-                      <wp:extent cx="1438275" cy="1724025"/>
-                      <wp:effectExtent l="19050" t="19050" r="28575" b="28575"/>
-                      <wp:wrapNone/>
-                      <wp:docPr id="867708965" name="Conector recto 6"/>
-                      <wp:cNvGraphicFramePr/>
-                      <a:graphic xmlns:a="http://schemas.openxmlformats.org/drawingml/2006/main">
-                        <a:graphicData uri="http://schemas.microsoft.com/office/word/2010/wordprocessingShape">
-                          <wps:wsp>
-                            <wps:cNvCnPr/>
-                            <wps:spPr>
-                              <a:xfrm flipH="1">
-                                <a:off x="0" y="0"/>
-                                <a:ext cx="1438275" cy="1724025"/>
-                              </a:xfrm>
-                              <a:prstGeom prst="line">
-                                <a:avLst/>
-                              </a:prstGeom>
-                              <a:ln w="38100">
-                                <a:solidFill>
-                                  <a:schemeClr val="accent6">
-                                    <a:lumMod val="50000"/>
-                                  </a:schemeClr>
-                                </a:solidFill>
-                              </a:ln>
-                            </wps:spPr>
-                            <wps:style>
-                              <a:lnRef idx="1">
-                                <a:schemeClr val="accent1"/>
-                              </a:lnRef>
-                              <a:fillRef idx="0">
-                                <a:schemeClr val="accent1"/>
-                              </a:fillRef>
-                              <a:effectRef idx="0">
-                                <a:schemeClr val="accent1"/>
-                              </a:effectRef>
-                              <a:fontRef idx="minor">
-                                <a:schemeClr val="tx1"/>
-                              </a:fontRef>
-                            </wps:style>
-                            <wps:bodyPr/>
-                          </wps:wsp>
-                        </a:graphicData>
-                      </a:graphic>
-                      <wp14:sizeRelH relativeFrom="margin">
-                        <wp14:pctWidth>0</wp14:pctWidth>
-                      </wp14:sizeRelH>
-                      <wp14:sizeRelV relativeFrom="margin">
-                        <wp14:pctHeight>0</wp14:pctHeight>
-                      </wp14:sizeRelV>
-                    </wp:anchor>
-                  </w:drawing>
-                </mc:Choice>
-                <mc:Fallback>
-                  <w:pict>
-                    <v:line w14:anchorId="7B7FBE8A" id="Conector recto 6" o:spid="_x0000_s1026" style="position:absolute;flip:x;z-index:251680768;visibility:visible;mso-wrap-style:square;mso-width-percent:0;mso-height-percent:0;mso-wrap-distance-left:9pt;mso-wrap-distance-top:0;mso-wrap-distance-right:9pt;mso-wrap-distance-bottom:0;mso-position-horizontal:absolute;mso-position-horizontal-relative:text;mso-position-vertical:absolute;mso-position-vertical-relative:text;mso-width-percent:0;mso-height-percent:0;mso-width-relative:margin;mso-height-relative:margin" from="-5.4pt,-.8pt" to="107.85pt,134.95pt" o:gfxdata="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" strokecolor="#375623 [1609]" strokeweight="3pt">
-                      <v:stroke joinstyle="miter"/>
-                    </v:line>
-                  </w:pict>
-                </mc:Fallback>
-              </mc:AlternateContent>
-            </w:r>
-            <w:r>
-              <w:rPr>
-                <w:rFonts w:asciiTheme="minorHAnsi" w:eastAsiaTheme="minorEastAsia" w:hAnsiTheme="minorHAnsi" w:cstheme="minorBidi"/>
                 <w:color w:val="000000" w:themeColor="text1"/>
               </w:rPr>
               <w:t>Justifi</w:t>
@@ -7941,164 +7315,6 @@
             <w:r>
               <w:rPr>
                 <w:rFonts w:asciiTheme="minorHAnsi" w:eastAsiaTheme="minorEastAsia" w:hAnsiTheme="minorHAnsi" w:cstheme="minorBidi"/>
-                <w:b/>
-                <w:bCs/>
-                <w:noProof/>
-                <w:lang w:eastAsia="es-CL"/>
-              </w:rPr>
-              <mc:AlternateContent>
-                <mc:Choice Requires="wps">
-                  <w:drawing>
-                    <wp:anchor distT="0" distB="0" distL="114300" distR="114300" simplePos="0" relativeHeight="251684864" behindDoc="0" locked="0" layoutInCell="1" allowOverlap="1" wp14:anchorId="11C37424" wp14:editId="2427AF44">
-                      <wp:simplePos x="0" y="0"/>
-                      <wp:positionH relativeFrom="column">
-                        <wp:posOffset>-74295</wp:posOffset>
-                      </wp:positionH>
-                      <wp:positionV relativeFrom="paragraph">
-                        <wp:posOffset>13970</wp:posOffset>
-                      </wp:positionV>
-                      <wp:extent cx="1428750" cy="914400"/>
-                      <wp:effectExtent l="19050" t="19050" r="19050" b="19050"/>
-                      <wp:wrapNone/>
-                      <wp:docPr id="2021930506" name="Conector recto 6"/>
-                      <wp:cNvGraphicFramePr/>
-                      <a:graphic xmlns:a="http://schemas.openxmlformats.org/drawingml/2006/main">
-                        <a:graphicData uri="http://schemas.microsoft.com/office/word/2010/wordprocessingShape">
-                          <wps:wsp>
-                            <wps:cNvCnPr/>
-                            <wps:spPr>
-                              <a:xfrm flipH="1">
-                                <a:off x="0" y="0"/>
-                                <a:ext cx="1428750" cy="914400"/>
-                              </a:xfrm>
-                              <a:prstGeom prst="line">
-                                <a:avLst/>
-                              </a:prstGeom>
-                              <a:ln w="38100">
-                                <a:solidFill>
-                                  <a:schemeClr val="accent6">
-                                    <a:lumMod val="50000"/>
-                                  </a:schemeClr>
-                                </a:solidFill>
-                              </a:ln>
-                            </wps:spPr>
-                            <wps:style>
-                              <a:lnRef idx="1">
-                                <a:schemeClr val="accent1"/>
-                              </a:lnRef>
-                              <a:fillRef idx="0">
-                                <a:schemeClr val="accent1"/>
-                              </a:fillRef>
-                              <a:effectRef idx="0">
-                                <a:schemeClr val="accent1"/>
-                              </a:effectRef>
-                              <a:fontRef idx="minor">
-                                <a:schemeClr val="tx1"/>
-                              </a:fontRef>
-                            </wps:style>
-                            <wps:bodyPr/>
-                          </wps:wsp>
-                        </a:graphicData>
-                      </a:graphic>
-                      <wp14:sizeRelH relativeFrom="margin">
-                        <wp14:pctWidth>0</wp14:pctWidth>
-                      </wp14:sizeRelH>
-                      <wp14:sizeRelV relativeFrom="margin">
-                        <wp14:pctHeight>0</wp14:pctHeight>
-                      </wp14:sizeRelV>
-                    </wp:anchor>
-                  </w:drawing>
-                </mc:Choice>
-                <mc:Fallback>
-                  <w:pict>
-                    <v:line w14:anchorId="40C15A12" id="Conector recto 6" o:spid="_x0000_s1026" style="position:absolute;flip:x;z-index:251684864;visibility:visible;mso-wrap-style:square;mso-width-percent:0;mso-height-percent:0;mso-wrap-distance-left:9pt;mso-wrap-distance-top:0;mso-wrap-distance-right:9pt;mso-wrap-distance-bottom:0;mso-position-horizontal:absolute;mso-position-horizontal-relative:text;mso-position-vertical:absolute;mso-position-vertical-relative:text;mso-width-percent:0;mso-height-percent:0;mso-width-relative:margin;mso-height-relative:margin" from="-5.85pt,1.1pt" to="106.65pt,73.1pt" o:gfxdata="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" strokecolor="#375623 [1609]" strokeweight="3pt">
-                      <v:stroke joinstyle="miter"/>
-                    </v:line>
-                  </w:pict>
-                </mc:Fallback>
-              </mc:AlternateContent>
-            </w:r>
-            <w:r>
-              <w:rPr>
-                <w:rFonts w:asciiTheme="minorHAnsi" w:eastAsiaTheme="minorEastAsia" w:hAnsiTheme="minorHAnsi" w:cstheme="minorBidi"/>
-                <w:noProof/>
-                <w:color w:val="000000" w:themeColor="text1"/>
-              </w:rPr>
-              <mc:AlternateContent>
-                <mc:Choice Requires="wps">
-                  <w:drawing>
-                    <wp:anchor distT="0" distB="0" distL="114300" distR="114300" simplePos="0" relativeHeight="251682816" behindDoc="0" locked="0" layoutInCell="1" allowOverlap="1" wp14:anchorId="1514E519" wp14:editId="6C5B0D1A">
-                      <wp:simplePos x="0" y="0"/>
-                      <wp:positionH relativeFrom="column">
-                        <wp:posOffset>-74295</wp:posOffset>
-                      </wp:positionH>
-                      <wp:positionV relativeFrom="paragraph">
-                        <wp:posOffset>24765</wp:posOffset>
-                      </wp:positionV>
-                      <wp:extent cx="1419225" cy="914400"/>
-                      <wp:effectExtent l="19050" t="19050" r="28575" b="19050"/>
-                      <wp:wrapNone/>
-                      <wp:docPr id="1958563144" name="Conector recto 5"/>
-                      <wp:cNvGraphicFramePr/>
-                      <a:graphic xmlns:a="http://schemas.openxmlformats.org/drawingml/2006/main">
-                        <a:graphicData uri="http://schemas.microsoft.com/office/word/2010/wordprocessingShape">
-                          <wps:wsp>
-                            <wps:cNvCnPr/>
-                            <wps:spPr>
-                              <a:xfrm flipH="1" flipV="1">
-                                <a:off x="0" y="0"/>
-                                <a:ext cx="1419225" cy="914400"/>
-                              </a:xfrm>
-                              <a:prstGeom prst="line">
-                                <a:avLst/>
-                              </a:prstGeom>
-                              <a:ln w="38100">
-                                <a:solidFill>
-                                  <a:schemeClr val="accent6">
-                                    <a:lumMod val="50000"/>
-                                  </a:schemeClr>
-                                </a:solidFill>
-                              </a:ln>
-                            </wps:spPr>
-                            <wps:style>
-                              <a:lnRef idx="1">
-                                <a:schemeClr val="accent1"/>
-                              </a:lnRef>
-                              <a:fillRef idx="0">
-                                <a:schemeClr val="accent1"/>
-                              </a:fillRef>
-                              <a:effectRef idx="0">
-                                <a:schemeClr val="accent1"/>
-                              </a:effectRef>
-                              <a:fontRef idx="minor">
-                                <a:schemeClr val="tx1"/>
-                              </a:fontRef>
-                            </wps:style>
-                            <wps:bodyPr/>
-                          </wps:wsp>
-                        </a:graphicData>
-                      </a:graphic>
-                      <wp14:sizeRelH relativeFrom="margin">
-                        <wp14:pctWidth>0</wp14:pctWidth>
-                      </wp14:sizeRelH>
-                      <wp14:sizeRelV relativeFrom="margin">
-                        <wp14:pctHeight>0</wp14:pctHeight>
-                      </wp14:sizeRelV>
-                    </wp:anchor>
-                  </w:drawing>
-                </mc:Choice>
-                <mc:Fallback>
-                  <w:pict>
-                    <v:line w14:anchorId="77BFE036" id="Conector recto 5" o:spid="_x0000_s1026" style="position:absolute;flip:x y;z-index:251682816;visibility:visible;mso-wrap-style:square;mso-width-percent:0;mso-height-percent:0;mso-wrap-distance-left:9pt;mso-wrap-distance-top:0;mso-wrap-distance-right:9pt;mso-wrap-distance-bottom:0;mso-position-horizontal:absolute;mso-position-horizontal-relative:text;mso-position-vertical:absolute;mso-position-vertical-relative:text;mso-width-percent:0;mso-height-percent:0;mso-width-relative:margin;mso-height-relative:margin" from="-5.85pt,1.95pt" to="105.9pt,73.95pt" o:gfxdata="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" strokecolor="#375623 [1609]" strokeweight="3pt">
-                      <v:stroke joinstyle="miter"/>
-                    </v:line>
-                  </w:pict>
-                </mc:Fallback>
-              </mc:AlternateContent>
-            </w:r>
-            <w:r>
-              <w:rPr>
-                <w:rFonts w:asciiTheme="minorHAnsi" w:eastAsiaTheme="minorEastAsia" w:hAnsiTheme="minorHAnsi" w:cstheme="minorBidi"/>
                 <w:color w:val="000000" w:themeColor="text1"/>
               </w:rPr>
               <w:t>Formul</w:t>
@@ -8287,164 +7503,6 @@
             <w:r>
               <w:rPr>
                 <w:rFonts w:asciiTheme="minorHAnsi" w:eastAsiaTheme="minorEastAsia" w:hAnsiTheme="minorHAnsi" w:cstheme="minorBidi"/>
-                <w:noProof/>
-                <w:color w:val="000000" w:themeColor="text1"/>
-              </w:rPr>
-              <mc:AlternateContent>
-                <mc:Choice Requires="wps">
-                  <w:drawing>
-                    <wp:anchor distT="0" distB="0" distL="114300" distR="114300" simplePos="0" relativeHeight="251693056" behindDoc="0" locked="0" layoutInCell="1" allowOverlap="1" wp14:anchorId="0B2938A4" wp14:editId="7E66DFB3">
-                      <wp:simplePos x="0" y="0"/>
-                      <wp:positionH relativeFrom="column">
-                        <wp:posOffset>-55245</wp:posOffset>
-                      </wp:positionH>
-                      <wp:positionV relativeFrom="paragraph">
-                        <wp:posOffset>-5080</wp:posOffset>
-                      </wp:positionV>
-                      <wp:extent cx="1419225" cy="1419225"/>
-                      <wp:effectExtent l="19050" t="19050" r="28575" b="28575"/>
-                      <wp:wrapNone/>
-                      <wp:docPr id="1588416874" name="Conector recto 5"/>
-                      <wp:cNvGraphicFramePr/>
-                      <a:graphic xmlns:a="http://schemas.openxmlformats.org/drawingml/2006/main">
-                        <a:graphicData uri="http://schemas.microsoft.com/office/word/2010/wordprocessingShape">
-                          <wps:wsp>
-                            <wps:cNvCnPr/>
-                            <wps:spPr>
-                              <a:xfrm flipH="1" flipV="1">
-                                <a:off x="0" y="0"/>
-                                <a:ext cx="1419225" cy="1419225"/>
-                              </a:xfrm>
-                              <a:prstGeom prst="line">
-                                <a:avLst/>
-                              </a:prstGeom>
-                              <a:ln w="38100">
-                                <a:solidFill>
-                                  <a:schemeClr val="accent6">
-                                    <a:lumMod val="50000"/>
-                                  </a:schemeClr>
-                                </a:solidFill>
-                              </a:ln>
-                            </wps:spPr>
-                            <wps:style>
-                              <a:lnRef idx="1">
-                                <a:schemeClr val="accent1"/>
-                              </a:lnRef>
-                              <a:fillRef idx="0">
-                                <a:schemeClr val="accent1"/>
-                              </a:fillRef>
-                              <a:effectRef idx="0">
-                                <a:schemeClr val="accent1"/>
-                              </a:effectRef>
-                              <a:fontRef idx="minor">
-                                <a:schemeClr val="tx1"/>
-                              </a:fontRef>
-                            </wps:style>
-                            <wps:bodyPr/>
-                          </wps:wsp>
-                        </a:graphicData>
-                      </a:graphic>
-                      <wp14:sizeRelH relativeFrom="margin">
-                        <wp14:pctWidth>0</wp14:pctWidth>
-                      </wp14:sizeRelH>
-                      <wp14:sizeRelV relativeFrom="margin">
-                        <wp14:pctHeight>0</wp14:pctHeight>
-                      </wp14:sizeRelV>
-                    </wp:anchor>
-                  </w:drawing>
-                </mc:Choice>
-                <mc:Fallback>
-                  <w:pict>
-                    <v:line w14:anchorId="40AC89B4" id="Conector recto 5" o:spid="_x0000_s1026" style="position:absolute;flip:x y;z-index:251693056;visibility:visible;mso-wrap-style:square;mso-width-percent:0;mso-height-percent:0;mso-wrap-distance-left:9pt;mso-wrap-distance-top:0;mso-wrap-distance-right:9pt;mso-wrap-distance-bottom:0;mso-position-horizontal:absolute;mso-position-horizontal-relative:text;mso-position-vertical:absolute;mso-position-vertical-relative:text;mso-width-percent:0;mso-height-percent:0;mso-width-relative:margin;mso-height-relative:margin" from="-4.35pt,-.4pt" to="107.4pt,111.35pt" o:gfxdata="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" strokecolor="#375623 [1609]" strokeweight="3pt">
-                      <v:stroke joinstyle="miter"/>
-                    </v:line>
-                  </w:pict>
-                </mc:Fallback>
-              </mc:AlternateContent>
-            </w:r>
-            <w:r>
-              <w:rPr>
-                <w:rFonts w:asciiTheme="minorHAnsi" w:eastAsiaTheme="minorEastAsia" w:hAnsiTheme="minorHAnsi" w:cstheme="minorBidi"/>
-                <w:b/>
-                <w:bCs/>
-                <w:noProof/>
-                <w:lang w:eastAsia="es-CL"/>
-              </w:rPr>
-              <mc:AlternateContent>
-                <mc:Choice Requires="wps">
-                  <w:drawing>
-                    <wp:anchor distT="0" distB="0" distL="114300" distR="114300" simplePos="0" relativeHeight="251688960" behindDoc="0" locked="0" layoutInCell="1" allowOverlap="1" wp14:anchorId="1EE4B130" wp14:editId="5F9ABE5D">
-                      <wp:simplePos x="0" y="0"/>
-                      <wp:positionH relativeFrom="column">
-                        <wp:posOffset>-30481</wp:posOffset>
-                      </wp:positionH>
-                      <wp:positionV relativeFrom="paragraph">
-                        <wp:posOffset>-29210</wp:posOffset>
-                      </wp:positionV>
-                      <wp:extent cx="1400175" cy="1419225"/>
-                      <wp:effectExtent l="19050" t="19050" r="28575" b="28575"/>
-                      <wp:wrapNone/>
-                      <wp:docPr id="564386706" name="Conector recto 6"/>
-                      <wp:cNvGraphicFramePr/>
-                      <a:graphic xmlns:a="http://schemas.openxmlformats.org/drawingml/2006/main">
-                        <a:graphicData uri="http://schemas.microsoft.com/office/word/2010/wordprocessingShape">
-                          <wps:wsp>
-                            <wps:cNvCnPr/>
-                            <wps:spPr>
-                              <a:xfrm flipH="1">
-                                <a:off x="0" y="0"/>
-                                <a:ext cx="1400175" cy="1419225"/>
-                              </a:xfrm>
-                              <a:prstGeom prst="line">
-                                <a:avLst/>
-                              </a:prstGeom>
-                              <a:ln w="38100">
-                                <a:solidFill>
-                                  <a:schemeClr val="accent6">
-                                    <a:lumMod val="50000"/>
-                                  </a:schemeClr>
-                                </a:solidFill>
-                              </a:ln>
-                            </wps:spPr>
-                            <wps:style>
-                              <a:lnRef idx="1">
-                                <a:schemeClr val="accent1"/>
-                              </a:lnRef>
-                              <a:fillRef idx="0">
-                                <a:schemeClr val="accent1"/>
-                              </a:fillRef>
-                              <a:effectRef idx="0">
-                                <a:schemeClr val="accent1"/>
-                              </a:effectRef>
-                              <a:fontRef idx="minor">
-                                <a:schemeClr val="tx1"/>
-                              </a:fontRef>
-                            </wps:style>
-                            <wps:bodyPr/>
-                          </wps:wsp>
-                        </a:graphicData>
-                      </a:graphic>
-                      <wp14:sizeRelH relativeFrom="margin">
-                        <wp14:pctWidth>0</wp14:pctWidth>
-                      </wp14:sizeRelH>
-                      <wp14:sizeRelV relativeFrom="margin">
-                        <wp14:pctHeight>0</wp14:pctHeight>
-                      </wp14:sizeRelV>
-                    </wp:anchor>
-                  </w:drawing>
-                </mc:Choice>
-                <mc:Fallback>
-                  <w:pict>
-                    <v:line w14:anchorId="4A400357" id="Conector recto 6" o:spid="_x0000_s1026" style="position:absolute;flip:x;z-index:251688960;visibility:visible;mso-wrap-style:square;mso-width-percent:0;mso-height-percent:0;mso-wrap-distance-left:9pt;mso-wrap-distance-top:0;mso-wrap-distance-right:9pt;mso-wrap-distance-bottom:0;mso-position-horizontal:absolute;mso-position-horizontal-relative:text;mso-position-vertical:absolute;mso-position-vertical-relative:text;mso-width-percent:0;mso-height-percent:0;mso-width-relative:margin;mso-height-relative:margin" from="-2.4pt,-2.3pt" to="107.85pt,109.45pt" o:gfxdata="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" strokecolor="#375623 [1609]" strokeweight="3pt">
-                      <v:stroke joinstyle="miter"/>
-                    </v:line>
-                  </w:pict>
-                </mc:Fallback>
-              </mc:AlternateContent>
-            </w:r>
-            <w:r>
-              <w:rPr>
-                <w:rFonts w:asciiTheme="minorHAnsi" w:eastAsiaTheme="minorEastAsia" w:hAnsiTheme="minorHAnsi" w:cstheme="minorBidi"/>
                 <w:color w:val="000000" w:themeColor="text1"/>
               </w:rPr>
               <w:t>Describ</w:t>
@@ -8665,167 +7723,9 @@
             <w:r>
               <w:rPr>
                 <w:rFonts w:asciiTheme="minorHAnsi" w:eastAsiaTheme="minorEastAsia" w:hAnsiTheme="minorHAnsi" w:cstheme="minorBidi"/>
-                <w:noProof/>
                 <w:color w:val="000000" w:themeColor="text1"/>
               </w:rPr>
               <w:lastRenderedPageBreak/>
-              <mc:AlternateContent>
-                <mc:Choice Requires="wps">
-                  <w:drawing>
-                    <wp:anchor distT="0" distB="0" distL="114300" distR="114300" simplePos="0" relativeHeight="251695104" behindDoc="0" locked="0" layoutInCell="1" allowOverlap="1" wp14:anchorId="753E50E9" wp14:editId="60C891E1">
-                      <wp:simplePos x="0" y="0"/>
-                      <wp:positionH relativeFrom="column">
-                        <wp:posOffset>-97155</wp:posOffset>
-                      </wp:positionH>
-                      <wp:positionV relativeFrom="paragraph">
-                        <wp:posOffset>-21591</wp:posOffset>
-                      </wp:positionV>
-                      <wp:extent cx="1428750" cy="1038225"/>
-                      <wp:effectExtent l="19050" t="19050" r="19050" b="28575"/>
-                      <wp:wrapNone/>
-                      <wp:docPr id="954453576" name="Conector recto 5"/>
-                      <wp:cNvGraphicFramePr/>
-                      <a:graphic xmlns:a="http://schemas.openxmlformats.org/drawingml/2006/main">
-                        <a:graphicData uri="http://schemas.microsoft.com/office/word/2010/wordprocessingShape">
-                          <wps:wsp>
-                            <wps:cNvCnPr/>
-                            <wps:spPr>
-                              <a:xfrm flipH="1" flipV="1">
-                                <a:off x="0" y="0"/>
-                                <a:ext cx="1428750" cy="1038225"/>
-                              </a:xfrm>
-                              <a:prstGeom prst="line">
-                                <a:avLst/>
-                              </a:prstGeom>
-                              <a:ln w="38100">
-                                <a:solidFill>
-                                  <a:schemeClr val="accent6">
-                                    <a:lumMod val="50000"/>
-                                  </a:schemeClr>
-                                </a:solidFill>
-                              </a:ln>
-                            </wps:spPr>
-                            <wps:style>
-                              <a:lnRef idx="1">
-                                <a:schemeClr val="accent1"/>
-                              </a:lnRef>
-                              <a:fillRef idx="0">
-                                <a:schemeClr val="accent1"/>
-                              </a:fillRef>
-                              <a:effectRef idx="0">
-                                <a:schemeClr val="accent1"/>
-                              </a:effectRef>
-                              <a:fontRef idx="minor">
-                                <a:schemeClr val="tx1"/>
-                              </a:fontRef>
-                            </wps:style>
-                            <wps:bodyPr/>
-                          </wps:wsp>
-                        </a:graphicData>
-                      </a:graphic>
-                      <wp14:sizeRelH relativeFrom="margin">
-                        <wp14:pctWidth>0</wp14:pctWidth>
-                      </wp14:sizeRelH>
-                      <wp14:sizeRelV relativeFrom="margin">
-                        <wp14:pctHeight>0</wp14:pctHeight>
-                      </wp14:sizeRelV>
-                    </wp:anchor>
-                  </w:drawing>
-                </mc:Choice>
-                <mc:Fallback>
-                  <w:pict>
-                    <v:line w14:anchorId="34ACE897" id="Conector recto 5" o:spid="_x0000_s1026" style="position:absolute;flip:x y;z-index:251695104;visibility:visible;mso-wrap-style:square;mso-width-percent:0;mso-height-percent:0;mso-wrap-distance-left:9pt;mso-wrap-distance-top:0;mso-wrap-distance-right:9pt;mso-wrap-distance-bottom:0;mso-position-horizontal:absolute;mso-position-horizontal-relative:text;mso-position-vertical:absolute;mso-position-vertical-relative:text;mso-width-percent:0;mso-height-percent:0;mso-width-relative:margin;mso-height-relative:margin" from="-7.65pt,-1.7pt" to="104.85pt,80.05pt" o:gfxdata="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" strokecolor="#375623 [1609]" strokeweight="3pt">
-                      <v:stroke joinstyle="miter"/>
-                    </v:line>
-                  </w:pict>
-                </mc:Fallback>
-              </mc:AlternateContent>
-            </w:r>
-            <w:r>
-              <w:rPr>
-                <w:rFonts w:asciiTheme="minorHAnsi" w:eastAsiaTheme="minorEastAsia" w:hAnsiTheme="minorHAnsi" w:cstheme="minorBidi"/>
-                <w:b/>
-                <w:bCs/>
-                <w:noProof/>
-                <w:lang w:eastAsia="es-CL"/>
-              </w:rPr>
-              <mc:AlternateContent>
-                <mc:Choice Requires="wps">
-                  <w:drawing>
-                    <wp:anchor distT="0" distB="0" distL="114300" distR="114300" simplePos="0" relativeHeight="251691008" behindDoc="0" locked="0" layoutInCell="1" allowOverlap="1" wp14:anchorId="665DB5A2" wp14:editId="2A101799">
-                      <wp:simplePos x="0" y="0"/>
-                      <wp:positionH relativeFrom="column">
-                        <wp:posOffset>-78105</wp:posOffset>
-                      </wp:positionH>
-                      <wp:positionV relativeFrom="paragraph">
-                        <wp:posOffset>26035</wp:posOffset>
-                      </wp:positionV>
-                      <wp:extent cx="1409700" cy="1000125"/>
-                      <wp:effectExtent l="19050" t="19050" r="19050" b="28575"/>
-                      <wp:wrapNone/>
-                      <wp:docPr id="1637733428" name="Conector recto 6"/>
-                      <wp:cNvGraphicFramePr/>
-                      <a:graphic xmlns:a="http://schemas.openxmlformats.org/drawingml/2006/main">
-                        <a:graphicData uri="http://schemas.microsoft.com/office/word/2010/wordprocessingShape">
-                          <wps:wsp>
-                            <wps:cNvCnPr/>
-                            <wps:spPr>
-                              <a:xfrm flipH="1">
-                                <a:off x="0" y="0"/>
-                                <a:ext cx="1409700" cy="1000125"/>
-                              </a:xfrm>
-                              <a:prstGeom prst="line">
-                                <a:avLst/>
-                              </a:prstGeom>
-                              <a:ln w="38100">
-                                <a:solidFill>
-                                  <a:schemeClr val="accent6">
-                                    <a:lumMod val="50000"/>
-                                  </a:schemeClr>
-                                </a:solidFill>
-                              </a:ln>
-                            </wps:spPr>
-                            <wps:style>
-                              <a:lnRef idx="1">
-                                <a:schemeClr val="accent1"/>
-                              </a:lnRef>
-                              <a:fillRef idx="0">
-                                <a:schemeClr val="accent1"/>
-                              </a:fillRef>
-                              <a:effectRef idx="0">
-                                <a:schemeClr val="accent1"/>
-                              </a:effectRef>
-                              <a:fontRef idx="minor">
-                                <a:schemeClr val="tx1"/>
-                              </a:fontRef>
-                            </wps:style>
-                            <wps:bodyPr/>
-                          </wps:wsp>
-                        </a:graphicData>
-                      </a:graphic>
-                      <wp14:sizeRelH relativeFrom="margin">
-                        <wp14:pctWidth>0</wp14:pctWidth>
-                      </wp14:sizeRelH>
-                      <wp14:sizeRelV relativeFrom="margin">
-                        <wp14:pctHeight>0</wp14:pctHeight>
-                      </wp14:sizeRelV>
-                    </wp:anchor>
-                  </w:drawing>
-                </mc:Choice>
-                <mc:Fallback>
-                  <w:pict>
-                    <v:line w14:anchorId="220E8E14" id="Conector recto 6" o:spid="_x0000_s1026" style="position:absolute;flip:x;z-index:251691008;visibility:visible;mso-wrap-style:square;mso-width-percent:0;mso-height-percent:0;mso-wrap-distance-left:9pt;mso-wrap-distance-top:0;mso-wrap-distance-right:9pt;mso-wrap-distance-bottom:0;mso-position-horizontal:absolute;mso-position-horizontal-relative:text;mso-position-vertical:absolute;mso-position-vertical-relative:text;mso-width-percent:0;mso-height-percent:0;mso-width-relative:margin;mso-height-relative:margin" from="-6.15pt,2.05pt" to="104.85pt,80.8pt" o:gfxdata="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" strokecolor="#375623 [1609]" strokeweight="3pt">
-                      <v:stroke joinstyle="miter"/>
-                    </v:line>
-                  </w:pict>
-                </mc:Fallback>
-              </mc:AlternateContent>
-            </w:r>
-            <w:r>
-              <w:rPr>
-                <w:rFonts w:asciiTheme="minorHAnsi" w:eastAsiaTheme="minorEastAsia" w:hAnsiTheme="minorHAnsi" w:cstheme="minorBidi"/>
-                <w:color w:val="000000" w:themeColor="text1"/>
-              </w:rPr>
               <w:t>Establec</w:t>
             </w:r>
             <w:r>
@@ -9109,164 +8009,6 @@
             <w:r>
               <w:rPr>
                 <w:rFonts w:asciiTheme="minorHAnsi" w:eastAsiaTheme="minorEastAsia" w:hAnsiTheme="minorHAnsi" w:cstheme="minorBidi"/>
-                <w:noProof/>
-                <w:color w:val="000000" w:themeColor="text1"/>
-              </w:rPr>
-              <mc:AlternateContent>
-                <mc:Choice Requires="wps">
-                  <w:drawing>
-                    <wp:anchor distT="0" distB="0" distL="114300" distR="114300" simplePos="0" relativeHeight="251699200" behindDoc="0" locked="0" layoutInCell="1" allowOverlap="1" wp14:anchorId="739B5F72" wp14:editId="562657B7">
-                      <wp:simplePos x="0" y="0"/>
-                      <wp:positionH relativeFrom="column">
-                        <wp:posOffset>-74295</wp:posOffset>
-                      </wp:positionH>
-                      <wp:positionV relativeFrom="paragraph">
-                        <wp:posOffset>4445</wp:posOffset>
-                      </wp:positionV>
-                      <wp:extent cx="1428750" cy="1038225"/>
-                      <wp:effectExtent l="19050" t="19050" r="19050" b="28575"/>
-                      <wp:wrapNone/>
-                      <wp:docPr id="1160965653" name="Conector recto 5"/>
-                      <wp:cNvGraphicFramePr/>
-                      <a:graphic xmlns:a="http://schemas.openxmlformats.org/drawingml/2006/main">
-                        <a:graphicData uri="http://schemas.microsoft.com/office/word/2010/wordprocessingShape">
-                          <wps:wsp>
-                            <wps:cNvCnPr/>
-                            <wps:spPr>
-                              <a:xfrm flipH="1" flipV="1">
-                                <a:off x="0" y="0"/>
-                                <a:ext cx="1428750" cy="1038225"/>
-                              </a:xfrm>
-                              <a:prstGeom prst="line">
-                                <a:avLst/>
-                              </a:prstGeom>
-                              <a:ln w="38100">
-                                <a:solidFill>
-                                  <a:schemeClr val="accent6">
-                                    <a:lumMod val="50000"/>
-                                  </a:schemeClr>
-                                </a:solidFill>
-                              </a:ln>
-                            </wps:spPr>
-                            <wps:style>
-                              <a:lnRef idx="1">
-                                <a:schemeClr val="accent1"/>
-                              </a:lnRef>
-                              <a:fillRef idx="0">
-                                <a:schemeClr val="accent1"/>
-                              </a:fillRef>
-                              <a:effectRef idx="0">
-                                <a:schemeClr val="accent1"/>
-                              </a:effectRef>
-                              <a:fontRef idx="minor">
-                                <a:schemeClr val="tx1"/>
-                              </a:fontRef>
-                            </wps:style>
-                            <wps:bodyPr/>
-                          </wps:wsp>
-                        </a:graphicData>
-                      </a:graphic>
-                      <wp14:sizeRelH relativeFrom="margin">
-                        <wp14:pctWidth>0</wp14:pctWidth>
-                      </wp14:sizeRelH>
-                      <wp14:sizeRelV relativeFrom="margin">
-                        <wp14:pctHeight>0</wp14:pctHeight>
-                      </wp14:sizeRelV>
-                    </wp:anchor>
-                  </w:drawing>
-                </mc:Choice>
-                <mc:Fallback>
-                  <w:pict>
-                    <v:line w14:anchorId="5B8ABC18" id="Conector recto 5" o:spid="_x0000_s1026" style="position:absolute;flip:x y;z-index:251699200;visibility:visible;mso-wrap-style:square;mso-width-percent:0;mso-height-percent:0;mso-wrap-distance-left:9pt;mso-wrap-distance-top:0;mso-wrap-distance-right:9pt;mso-wrap-distance-bottom:0;mso-position-horizontal:absolute;mso-position-horizontal-relative:text;mso-position-vertical:absolute;mso-position-vertical-relative:text;mso-width-percent:0;mso-height-percent:0;mso-width-relative:margin;mso-height-relative:margin" from="-5.85pt,.35pt" to="106.65pt,82.1pt" o:gfxdata="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" strokecolor="#375623 [1609]" strokeweight="3pt">
-                      <v:stroke joinstyle="miter"/>
-                    </v:line>
-                  </w:pict>
-                </mc:Fallback>
-              </mc:AlternateContent>
-            </w:r>
-            <w:r>
-              <w:rPr>
-                <w:rFonts w:asciiTheme="minorHAnsi" w:eastAsiaTheme="minorEastAsia" w:hAnsiTheme="minorHAnsi" w:cstheme="minorBidi"/>
-                <w:b/>
-                <w:bCs/>
-                <w:noProof/>
-                <w:lang w:eastAsia="es-CL"/>
-              </w:rPr>
-              <mc:AlternateContent>
-                <mc:Choice Requires="wps">
-                  <w:drawing>
-                    <wp:anchor distT="0" distB="0" distL="114300" distR="114300" simplePos="0" relativeHeight="251697152" behindDoc="0" locked="0" layoutInCell="1" allowOverlap="1" wp14:anchorId="37D3C8EA" wp14:editId="39EF7391">
-                      <wp:simplePos x="0" y="0"/>
-                      <wp:positionH relativeFrom="column">
-                        <wp:posOffset>-78105</wp:posOffset>
-                      </wp:positionH>
-                      <wp:positionV relativeFrom="paragraph">
-                        <wp:posOffset>7620</wp:posOffset>
-                      </wp:positionV>
-                      <wp:extent cx="1428750" cy="1066800"/>
-                      <wp:effectExtent l="19050" t="19050" r="19050" b="19050"/>
-                      <wp:wrapNone/>
-                      <wp:docPr id="148463545" name="Conector recto 6"/>
-                      <wp:cNvGraphicFramePr/>
-                      <a:graphic xmlns:a="http://schemas.openxmlformats.org/drawingml/2006/main">
-                        <a:graphicData uri="http://schemas.microsoft.com/office/word/2010/wordprocessingShape">
-                          <wps:wsp>
-                            <wps:cNvCnPr/>
-                            <wps:spPr>
-                              <a:xfrm flipH="1">
-                                <a:off x="0" y="0"/>
-                                <a:ext cx="1428750" cy="1066800"/>
-                              </a:xfrm>
-                              <a:prstGeom prst="line">
-                                <a:avLst/>
-                              </a:prstGeom>
-                              <a:ln w="38100">
-                                <a:solidFill>
-                                  <a:schemeClr val="accent6">
-                                    <a:lumMod val="50000"/>
-                                  </a:schemeClr>
-                                </a:solidFill>
-                              </a:ln>
-                            </wps:spPr>
-                            <wps:style>
-                              <a:lnRef idx="1">
-                                <a:schemeClr val="accent1"/>
-                              </a:lnRef>
-                              <a:fillRef idx="0">
-                                <a:schemeClr val="accent1"/>
-                              </a:fillRef>
-                              <a:effectRef idx="0">
-                                <a:schemeClr val="accent1"/>
-                              </a:effectRef>
-                              <a:fontRef idx="minor">
-                                <a:schemeClr val="tx1"/>
-                              </a:fontRef>
-                            </wps:style>
-                            <wps:bodyPr/>
-                          </wps:wsp>
-                        </a:graphicData>
-                      </a:graphic>
-                      <wp14:sizeRelH relativeFrom="margin">
-                        <wp14:pctWidth>0</wp14:pctWidth>
-                      </wp14:sizeRelH>
-                      <wp14:sizeRelV relativeFrom="margin">
-                        <wp14:pctHeight>0</wp14:pctHeight>
-                      </wp14:sizeRelV>
-                    </wp:anchor>
-                  </w:drawing>
-                </mc:Choice>
-                <mc:Fallback>
-                  <w:pict>
-                    <v:line w14:anchorId="2DA8D237" id="Conector recto 6" o:spid="_x0000_s1026" style="position:absolute;flip:x;z-index:251697152;visibility:visible;mso-wrap-style:square;mso-width-percent:0;mso-height-percent:0;mso-wrap-distance-left:9pt;mso-wrap-distance-top:0;mso-wrap-distance-right:9pt;mso-wrap-distance-bottom:0;mso-position-horizontal:absolute;mso-position-horizontal-relative:text;mso-position-vertical:absolute;mso-position-vertical-relative:text;mso-width-percent:0;mso-height-percent:0;mso-width-relative:margin;mso-height-relative:margin" from="-6.15pt,.6pt" to="106.35pt,84.6pt" o:gfxdata="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" strokecolor="#375623 [1609]" strokeweight="3pt">
-                      <v:stroke joinstyle="miter"/>
-                    </v:line>
-                  </w:pict>
-                </mc:Fallback>
-              </mc:AlternateContent>
-            </w:r>
-            <w:r>
-              <w:rPr>
-                <w:rFonts w:asciiTheme="minorHAnsi" w:eastAsiaTheme="minorEastAsia" w:hAnsiTheme="minorHAnsi" w:cstheme="minorBidi"/>
                 <w:color w:val="000000" w:themeColor="text1"/>
               </w:rPr>
               <w:t>Describ</w:t>
@@ -9615,164 +8357,6 @@
             <w:r>
               <w:rPr>
                 <w:rFonts w:asciiTheme="minorHAnsi" w:eastAsiaTheme="minorEastAsia" w:hAnsiTheme="minorHAnsi" w:cstheme="minorBidi"/>
-                <w:b/>
-                <w:bCs/>
-                <w:noProof/>
-                <w:lang w:eastAsia="es-CL"/>
-              </w:rPr>
-              <mc:AlternateContent>
-                <mc:Choice Requires="wps">
-                  <w:drawing>
-                    <wp:anchor distT="0" distB="0" distL="114300" distR="114300" simplePos="0" relativeHeight="251703296" behindDoc="0" locked="0" layoutInCell="1" allowOverlap="1" wp14:anchorId="56FAA307" wp14:editId="540EA173">
-                      <wp:simplePos x="0" y="0"/>
-                      <wp:positionH relativeFrom="column">
-                        <wp:posOffset>-60960</wp:posOffset>
-                      </wp:positionH>
-                      <wp:positionV relativeFrom="paragraph">
-                        <wp:posOffset>1904</wp:posOffset>
-                      </wp:positionV>
-                      <wp:extent cx="1333500" cy="1228725"/>
-                      <wp:effectExtent l="19050" t="19050" r="19050" b="28575"/>
-                      <wp:wrapNone/>
-                      <wp:docPr id="2097602982" name="Conector recto 6"/>
-                      <wp:cNvGraphicFramePr/>
-                      <a:graphic xmlns:a="http://schemas.openxmlformats.org/drawingml/2006/main">
-                        <a:graphicData uri="http://schemas.microsoft.com/office/word/2010/wordprocessingShape">
-                          <wps:wsp>
-                            <wps:cNvCnPr/>
-                            <wps:spPr>
-                              <a:xfrm flipH="1">
-                                <a:off x="0" y="0"/>
-                                <a:ext cx="1333500" cy="1228725"/>
-                              </a:xfrm>
-                              <a:prstGeom prst="line">
-                                <a:avLst/>
-                              </a:prstGeom>
-                              <a:ln w="38100">
-                                <a:solidFill>
-                                  <a:schemeClr val="accent6">
-                                    <a:lumMod val="50000"/>
-                                  </a:schemeClr>
-                                </a:solidFill>
-                              </a:ln>
-                            </wps:spPr>
-                            <wps:style>
-                              <a:lnRef idx="1">
-                                <a:schemeClr val="accent1"/>
-                              </a:lnRef>
-                              <a:fillRef idx="0">
-                                <a:schemeClr val="accent1"/>
-                              </a:fillRef>
-                              <a:effectRef idx="0">
-                                <a:schemeClr val="accent1"/>
-                              </a:effectRef>
-                              <a:fontRef idx="minor">
-                                <a:schemeClr val="tx1"/>
-                              </a:fontRef>
-                            </wps:style>
-                            <wps:bodyPr/>
-                          </wps:wsp>
-                        </a:graphicData>
-                      </a:graphic>
-                      <wp14:sizeRelH relativeFrom="margin">
-                        <wp14:pctWidth>0</wp14:pctWidth>
-                      </wp14:sizeRelH>
-                      <wp14:sizeRelV relativeFrom="margin">
-                        <wp14:pctHeight>0</wp14:pctHeight>
-                      </wp14:sizeRelV>
-                    </wp:anchor>
-                  </w:drawing>
-                </mc:Choice>
-                <mc:Fallback>
-                  <w:pict>
-                    <v:line w14:anchorId="2C5DFE23" id="Conector recto 6" o:spid="_x0000_s1026" style="position:absolute;flip:x;z-index:251703296;visibility:visible;mso-wrap-style:square;mso-width-percent:0;mso-height-percent:0;mso-wrap-distance-left:9pt;mso-wrap-distance-top:0;mso-wrap-distance-right:9pt;mso-wrap-distance-bottom:0;mso-position-horizontal:absolute;mso-position-horizontal-relative:text;mso-position-vertical:absolute;mso-position-vertical-relative:text;mso-width-percent:0;mso-height-percent:0;mso-width-relative:margin;mso-height-relative:margin" from="-4.8pt,.15pt" to="100.2pt,96.9pt" o:gfxdata="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" strokecolor="#375623 [1609]" strokeweight="3pt">
-                      <v:stroke joinstyle="miter"/>
-                    </v:line>
-                  </w:pict>
-                </mc:Fallback>
-              </mc:AlternateContent>
-            </w:r>
-            <w:r>
-              <w:rPr>
-                <w:rFonts w:asciiTheme="minorHAnsi" w:eastAsiaTheme="minorEastAsia" w:hAnsiTheme="minorHAnsi" w:cstheme="minorBidi"/>
-                <w:noProof/>
-                <w:color w:val="000000" w:themeColor="text1"/>
-              </w:rPr>
-              <mc:AlternateContent>
-                <mc:Choice Requires="wps">
-                  <w:drawing>
-                    <wp:anchor distT="0" distB="0" distL="114300" distR="114300" simplePos="0" relativeHeight="251701248" behindDoc="0" locked="0" layoutInCell="1" allowOverlap="1" wp14:anchorId="3F80109F" wp14:editId="0409CF7B">
-                      <wp:simplePos x="0" y="0"/>
-                      <wp:positionH relativeFrom="column">
-                        <wp:posOffset>-51435</wp:posOffset>
-                      </wp:positionH>
-                      <wp:positionV relativeFrom="paragraph">
-                        <wp:posOffset>40004</wp:posOffset>
-                      </wp:positionV>
-                      <wp:extent cx="1295400" cy="1219200"/>
-                      <wp:effectExtent l="19050" t="19050" r="19050" b="19050"/>
-                      <wp:wrapNone/>
-                      <wp:docPr id="1888245622" name="Conector recto 5"/>
-                      <wp:cNvGraphicFramePr/>
-                      <a:graphic xmlns:a="http://schemas.openxmlformats.org/drawingml/2006/main">
-                        <a:graphicData uri="http://schemas.microsoft.com/office/word/2010/wordprocessingShape">
-                          <wps:wsp>
-                            <wps:cNvCnPr/>
-                            <wps:spPr>
-                              <a:xfrm flipH="1" flipV="1">
-                                <a:off x="0" y="0"/>
-                                <a:ext cx="1295400" cy="1219200"/>
-                              </a:xfrm>
-                              <a:prstGeom prst="line">
-                                <a:avLst/>
-                              </a:prstGeom>
-                              <a:ln w="38100">
-                                <a:solidFill>
-                                  <a:schemeClr val="accent6">
-                                    <a:lumMod val="50000"/>
-                                  </a:schemeClr>
-                                </a:solidFill>
-                              </a:ln>
-                            </wps:spPr>
-                            <wps:style>
-                              <a:lnRef idx="1">
-                                <a:schemeClr val="accent1"/>
-                              </a:lnRef>
-                              <a:fillRef idx="0">
-                                <a:schemeClr val="accent1"/>
-                              </a:fillRef>
-                              <a:effectRef idx="0">
-                                <a:schemeClr val="accent1"/>
-                              </a:effectRef>
-                              <a:fontRef idx="minor">
-                                <a:schemeClr val="tx1"/>
-                              </a:fontRef>
-                            </wps:style>
-                            <wps:bodyPr/>
-                          </wps:wsp>
-                        </a:graphicData>
-                      </a:graphic>
-                      <wp14:sizeRelH relativeFrom="margin">
-                        <wp14:pctWidth>0</wp14:pctWidth>
-                      </wp14:sizeRelH>
-                      <wp14:sizeRelV relativeFrom="margin">
-                        <wp14:pctHeight>0</wp14:pctHeight>
-                      </wp14:sizeRelV>
-                    </wp:anchor>
-                  </w:drawing>
-                </mc:Choice>
-                <mc:Fallback>
-                  <w:pict>
-                    <v:line w14:anchorId="7AAA7212" id="Conector recto 5" o:spid="_x0000_s1026" style="position:absolute;flip:x y;z-index:251701248;visibility:visible;mso-wrap-style:square;mso-width-percent:0;mso-height-percent:0;mso-wrap-distance-left:9pt;mso-wrap-distance-top:0;mso-wrap-distance-right:9pt;mso-wrap-distance-bottom:0;mso-position-horizontal:absolute;mso-position-horizontal-relative:text;mso-position-vertical:absolute;mso-position-vertical-relative:text;mso-width-percent:0;mso-height-percent:0;mso-width-relative:margin;mso-height-relative:margin" from="-4.05pt,3.15pt" to="97.95pt,99.15pt" o:gfxdata="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" strokecolor="#375623 [1609]" strokeweight="3pt">
-                      <v:stroke joinstyle="miter"/>
-                    </v:line>
-                  </w:pict>
-                </mc:Fallback>
-              </mc:AlternateContent>
-            </w:r>
-            <w:r>
-              <w:rPr>
-                <w:rFonts w:asciiTheme="minorHAnsi" w:eastAsiaTheme="minorEastAsia" w:hAnsiTheme="minorHAnsi" w:cstheme="minorBidi"/>
                 <w:color w:val="000000" w:themeColor="text1"/>
               </w:rPr>
               <w:t>El texto presenta de 1 a 5 errores de ortografía, redacción o en las citas y referencias del informe.</w:t>
@@ -9897,164 +8481,6 @@
             <w:r>
               <w:rPr>
                 <w:rFonts w:asciiTheme="minorHAnsi" w:eastAsiaTheme="minorEastAsia" w:hAnsiTheme="minorHAnsi" w:cstheme="minorBidi"/>
-                <w:noProof/>
-                <w:color w:val="000000" w:themeColor="text1"/>
-              </w:rPr>
-              <mc:AlternateContent>
-                <mc:Choice Requires="wps">
-                  <w:drawing>
-                    <wp:anchor distT="0" distB="0" distL="114300" distR="114300" simplePos="0" relativeHeight="251707392" behindDoc="0" locked="0" layoutInCell="1" allowOverlap="1" wp14:anchorId="463C8F46" wp14:editId="7BB5806A">
-                      <wp:simplePos x="0" y="0"/>
-                      <wp:positionH relativeFrom="column">
-                        <wp:posOffset>-78105</wp:posOffset>
-                      </wp:positionH>
-                      <wp:positionV relativeFrom="paragraph">
-                        <wp:posOffset>12065</wp:posOffset>
-                      </wp:positionV>
-                      <wp:extent cx="1447800" cy="771525"/>
-                      <wp:effectExtent l="19050" t="19050" r="19050" b="28575"/>
-                      <wp:wrapNone/>
-                      <wp:docPr id="1248416610" name="Conector recto 5"/>
-                      <wp:cNvGraphicFramePr/>
-                      <a:graphic xmlns:a="http://schemas.openxmlformats.org/drawingml/2006/main">
-                        <a:graphicData uri="http://schemas.microsoft.com/office/word/2010/wordprocessingShape">
-                          <wps:wsp>
-                            <wps:cNvCnPr/>
-                            <wps:spPr>
-                              <a:xfrm flipH="1" flipV="1">
-                                <a:off x="0" y="0"/>
-                                <a:ext cx="1447800" cy="771525"/>
-                              </a:xfrm>
-                              <a:prstGeom prst="line">
-                                <a:avLst/>
-                              </a:prstGeom>
-                              <a:ln w="38100">
-                                <a:solidFill>
-                                  <a:schemeClr val="accent6">
-                                    <a:lumMod val="50000"/>
-                                  </a:schemeClr>
-                                </a:solidFill>
-                              </a:ln>
-                            </wps:spPr>
-                            <wps:style>
-                              <a:lnRef idx="1">
-                                <a:schemeClr val="accent1"/>
-                              </a:lnRef>
-                              <a:fillRef idx="0">
-                                <a:schemeClr val="accent1"/>
-                              </a:fillRef>
-                              <a:effectRef idx="0">
-                                <a:schemeClr val="accent1"/>
-                              </a:effectRef>
-                              <a:fontRef idx="minor">
-                                <a:schemeClr val="tx1"/>
-                              </a:fontRef>
-                            </wps:style>
-                            <wps:bodyPr/>
-                          </wps:wsp>
-                        </a:graphicData>
-                      </a:graphic>
-                      <wp14:sizeRelH relativeFrom="margin">
-                        <wp14:pctWidth>0</wp14:pctWidth>
-                      </wp14:sizeRelH>
-                      <wp14:sizeRelV relativeFrom="margin">
-                        <wp14:pctHeight>0</wp14:pctHeight>
-                      </wp14:sizeRelV>
-                    </wp:anchor>
-                  </w:drawing>
-                </mc:Choice>
-                <mc:Fallback>
-                  <w:pict>
-                    <v:line w14:anchorId="435C15AB" id="Conector recto 5" o:spid="_x0000_s1026" style="position:absolute;flip:x y;z-index:251707392;visibility:visible;mso-wrap-style:square;mso-width-percent:0;mso-height-percent:0;mso-wrap-distance-left:9pt;mso-wrap-distance-top:0;mso-wrap-distance-right:9pt;mso-wrap-distance-bottom:0;mso-position-horizontal:absolute;mso-position-horizontal-relative:text;mso-position-vertical:absolute;mso-position-vertical-relative:text;mso-width-percent:0;mso-height-percent:0;mso-width-relative:margin;mso-height-relative:margin" from="-6.15pt,.95pt" to="107.85pt,61.7pt" o:gfxdata="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" strokecolor="#375623 [1609]" strokeweight="3pt">
-                      <v:stroke joinstyle="miter"/>
-                    </v:line>
-                  </w:pict>
-                </mc:Fallback>
-              </mc:AlternateContent>
-            </w:r>
-            <w:r>
-              <w:rPr>
-                <w:rFonts w:asciiTheme="minorHAnsi" w:eastAsiaTheme="minorEastAsia" w:hAnsiTheme="minorHAnsi" w:cstheme="minorBidi"/>
-                <w:b/>
-                <w:bCs/>
-                <w:noProof/>
-                <w:lang w:eastAsia="es-CL"/>
-              </w:rPr>
-              <mc:AlternateContent>
-                <mc:Choice Requires="wps">
-                  <w:drawing>
-                    <wp:anchor distT="0" distB="0" distL="114300" distR="114300" simplePos="0" relativeHeight="251705344" behindDoc="0" locked="0" layoutInCell="1" allowOverlap="1" wp14:anchorId="5E3138DF" wp14:editId="271AE45F">
-                      <wp:simplePos x="0" y="0"/>
-                      <wp:positionH relativeFrom="column">
-                        <wp:posOffset>-59055</wp:posOffset>
-                      </wp:positionH>
-                      <wp:positionV relativeFrom="paragraph">
-                        <wp:posOffset>21590</wp:posOffset>
-                      </wp:positionV>
-                      <wp:extent cx="1409700" cy="752475"/>
-                      <wp:effectExtent l="19050" t="19050" r="19050" b="28575"/>
-                      <wp:wrapNone/>
-                      <wp:docPr id="1990304806" name="Conector recto 6"/>
-                      <wp:cNvGraphicFramePr/>
-                      <a:graphic xmlns:a="http://schemas.openxmlformats.org/drawingml/2006/main">
-                        <a:graphicData uri="http://schemas.microsoft.com/office/word/2010/wordprocessingShape">
-                          <wps:wsp>
-                            <wps:cNvCnPr/>
-                            <wps:spPr>
-                              <a:xfrm flipH="1">
-                                <a:off x="0" y="0"/>
-                                <a:ext cx="1409700" cy="752475"/>
-                              </a:xfrm>
-                              <a:prstGeom prst="line">
-                                <a:avLst/>
-                              </a:prstGeom>
-                              <a:ln w="38100">
-                                <a:solidFill>
-                                  <a:schemeClr val="accent6">
-                                    <a:lumMod val="50000"/>
-                                  </a:schemeClr>
-                                </a:solidFill>
-                              </a:ln>
-                            </wps:spPr>
-                            <wps:style>
-                              <a:lnRef idx="1">
-                                <a:schemeClr val="accent1"/>
-                              </a:lnRef>
-                              <a:fillRef idx="0">
-                                <a:schemeClr val="accent1"/>
-                              </a:fillRef>
-                              <a:effectRef idx="0">
-                                <a:schemeClr val="accent1"/>
-                              </a:effectRef>
-                              <a:fontRef idx="minor">
-                                <a:schemeClr val="tx1"/>
-                              </a:fontRef>
-                            </wps:style>
-                            <wps:bodyPr/>
-                          </wps:wsp>
-                        </a:graphicData>
-                      </a:graphic>
-                      <wp14:sizeRelH relativeFrom="margin">
-                        <wp14:pctWidth>0</wp14:pctWidth>
-                      </wp14:sizeRelH>
-                      <wp14:sizeRelV relativeFrom="margin">
-                        <wp14:pctHeight>0</wp14:pctHeight>
-                      </wp14:sizeRelV>
-                    </wp:anchor>
-                  </w:drawing>
-                </mc:Choice>
-                <mc:Fallback>
-                  <w:pict>
-                    <v:line w14:anchorId="126CEEED" id="Conector recto 6" o:spid="_x0000_s1026" style="position:absolute;flip:x;z-index:251705344;visibility:visible;mso-wrap-style:square;mso-width-percent:0;mso-height-percent:0;mso-wrap-distance-left:9pt;mso-wrap-distance-top:0;mso-wrap-distance-right:9pt;mso-wrap-distance-bottom:0;mso-position-horizontal:absolute;mso-position-horizontal-relative:text;mso-position-vertical:absolute;mso-position-vertical-relative:text;mso-width-percent:0;mso-height-percent:0;mso-width-relative:margin;mso-height-relative:margin" from="-4.65pt,1.7pt" to="106.35pt,60.95pt" o:gfxdata="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" strokecolor="#375623 [1609]" strokeweight="3pt">
-                      <v:stroke joinstyle="miter"/>
-                    </v:line>
-                  </w:pict>
-                </mc:Fallback>
-              </mc:AlternateContent>
-            </w:r>
-            <w:r>
-              <w:rPr>
-                <w:rFonts w:asciiTheme="minorHAnsi" w:eastAsiaTheme="minorEastAsia" w:hAnsiTheme="minorHAnsi" w:cstheme="minorBidi"/>
                 <w:color w:val="000000" w:themeColor="text1"/>
               </w:rPr>
               <w:t>El informe cumple con todos los aspectos del formato establecido por la disciplina.</w:t>
@@ -10225,164 +8651,6 @@
             <w:r>
               <w:rPr>
                 <w:rFonts w:asciiTheme="minorHAnsi" w:eastAsiaTheme="minorEastAsia" w:hAnsiTheme="minorHAnsi" w:cstheme="minorBidi"/>
-                <w:b/>
-                <w:bCs/>
-                <w:noProof/>
-                <w:lang w:eastAsia="es-CL"/>
-              </w:rPr>
-              <mc:AlternateContent>
-                <mc:Choice Requires="wps">
-                  <w:drawing>
-                    <wp:anchor distT="0" distB="0" distL="114300" distR="114300" simplePos="0" relativeHeight="251711488" behindDoc="0" locked="0" layoutInCell="1" allowOverlap="1" wp14:anchorId="4A9B4C5B" wp14:editId="0AB3BBF2">
-                      <wp:simplePos x="0" y="0"/>
-                      <wp:positionH relativeFrom="column">
-                        <wp:posOffset>-68580</wp:posOffset>
-                      </wp:positionH>
-                      <wp:positionV relativeFrom="paragraph">
-                        <wp:posOffset>12065</wp:posOffset>
-                      </wp:positionV>
-                      <wp:extent cx="1419225" cy="962025"/>
-                      <wp:effectExtent l="19050" t="19050" r="28575" b="28575"/>
-                      <wp:wrapNone/>
-                      <wp:docPr id="1645980559" name="Conector recto 6"/>
-                      <wp:cNvGraphicFramePr/>
-                      <a:graphic xmlns:a="http://schemas.openxmlformats.org/drawingml/2006/main">
-                        <a:graphicData uri="http://schemas.microsoft.com/office/word/2010/wordprocessingShape">
-                          <wps:wsp>
-                            <wps:cNvCnPr/>
-                            <wps:spPr>
-                              <a:xfrm flipH="1">
-                                <a:off x="0" y="0"/>
-                                <a:ext cx="1419225" cy="962025"/>
-                              </a:xfrm>
-                              <a:prstGeom prst="line">
-                                <a:avLst/>
-                              </a:prstGeom>
-                              <a:ln w="38100">
-                                <a:solidFill>
-                                  <a:schemeClr val="accent6">
-                                    <a:lumMod val="50000"/>
-                                  </a:schemeClr>
-                                </a:solidFill>
-                              </a:ln>
-                            </wps:spPr>
-                            <wps:style>
-                              <a:lnRef idx="1">
-                                <a:schemeClr val="accent1"/>
-                              </a:lnRef>
-                              <a:fillRef idx="0">
-                                <a:schemeClr val="accent1"/>
-                              </a:fillRef>
-                              <a:effectRef idx="0">
-                                <a:schemeClr val="accent1"/>
-                              </a:effectRef>
-                              <a:fontRef idx="minor">
-                                <a:schemeClr val="tx1"/>
-                              </a:fontRef>
-                            </wps:style>
-                            <wps:bodyPr/>
-                          </wps:wsp>
-                        </a:graphicData>
-                      </a:graphic>
-                      <wp14:sizeRelH relativeFrom="margin">
-                        <wp14:pctWidth>0</wp14:pctWidth>
-                      </wp14:sizeRelH>
-                      <wp14:sizeRelV relativeFrom="margin">
-                        <wp14:pctHeight>0</wp14:pctHeight>
-                      </wp14:sizeRelV>
-                    </wp:anchor>
-                  </w:drawing>
-                </mc:Choice>
-                <mc:Fallback>
-                  <w:pict>
-                    <v:line w14:anchorId="05BCD4BE" id="Conector recto 6" o:spid="_x0000_s1026" style="position:absolute;flip:x;z-index:251711488;visibility:visible;mso-wrap-style:square;mso-width-percent:0;mso-height-percent:0;mso-wrap-distance-left:9pt;mso-wrap-distance-top:0;mso-wrap-distance-right:9pt;mso-wrap-distance-bottom:0;mso-position-horizontal:absolute;mso-position-horizontal-relative:text;mso-position-vertical:absolute;mso-position-vertical-relative:text;mso-width-percent:0;mso-height-percent:0;mso-width-relative:margin;mso-height-relative:margin" from="-5.4pt,.95pt" to="106.35pt,76.7pt" o:gfxdata="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" strokecolor="#375623 [1609]" strokeweight="3pt">
-                      <v:stroke joinstyle="miter"/>
-                    </v:line>
-                  </w:pict>
-                </mc:Fallback>
-              </mc:AlternateContent>
-            </w:r>
-            <w:r>
-              <w:rPr>
-                <w:rFonts w:asciiTheme="minorHAnsi" w:eastAsiaTheme="minorEastAsia" w:hAnsiTheme="minorHAnsi" w:cstheme="minorBidi"/>
-                <w:noProof/>
-                <w:color w:val="000000" w:themeColor="text1"/>
-              </w:rPr>
-              <mc:AlternateContent>
-                <mc:Choice Requires="wps">
-                  <w:drawing>
-                    <wp:anchor distT="0" distB="0" distL="114300" distR="114300" simplePos="0" relativeHeight="251709440" behindDoc="0" locked="0" layoutInCell="1" allowOverlap="1" wp14:anchorId="2F0C5FA8" wp14:editId="36927693">
-                      <wp:simplePos x="0" y="0"/>
-                      <wp:positionH relativeFrom="column">
-                        <wp:posOffset>-78105</wp:posOffset>
-                      </wp:positionH>
-                      <wp:positionV relativeFrom="paragraph">
-                        <wp:posOffset>12064</wp:posOffset>
-                      </wp:positionV>
-                      <wp:extent cx="1438275" cy="895350"/>
-                      <wp:effectExtent l="19050" t="19050" r="28575" b="19050"/>
-                      <wp:wrapNone/>
-                      <wp:docPr id="2101625808" name="Conector recto 5"/>
-                      <wp:cNvGraphicFramePr/>
-                      <a:graphic xmlns:a="http://schemas.openxmlformats.org/drawingml/2006/main">
-                        <a:graphicData uri="http://schemas.microsoft.com/office/word/2010/wordprocessingShape">
-                          <wps:wsp>
-                            <wps:cNvCnPr/>
-                            <wps:spPr>
-                              <a:xfrm flipH="1" flipV="1">
-                                <a:off x="0" y="0"/>
-                                <a:ext cx="1438275" cy="895350"/>
-                              </a:xfrm>
-                              <a:prstGeom prst="line">
-                                <a:avLst/>
-                              </a:prstGeom>
-                              <a:ln w="38100">
-                                <a:solidFill>
-                                  <a:schemeClr val="accent6">
-                                    <a:lumMod val="50000"/>
-                                  </a:schemeClr>
-                                </a:solidFill>
-                              </a:ln>
-                            </wps:spPr>
-                            <wps:style>
-                              <a:lnRef idx="1">
-                                <a:schemeClr val="accent1"/>
-                              </a:lnRef>
-                              <a:fillRef idx="0">
-                                <a:schemeClr val="accent1"/>
-                              </a:fillRef>
-                              <a:effectRef idx="0">
-                                <a:schemeClr val="accent1"/>
-                              </a:effectRef>
-                              <a:fontRef idx="minor">
-                                <a:schemeClr val="tx1"/>
-                              </a:fontRef>
-                            </wps:style>
-                            <wps:bodyPr/>
-                          </wps:wsp>
-                        </a:graphicData>
-                      </a:graphic>
-                      <wp14:sizeRelH relativeFrom="margin">
-                        <wp14:pctWidth>0</wp14:pctWidth>
-                      </wp14:sizeRelH>
-                      <wp14:sizeRelV relativeFrom="margin">
-                        <wp14:pctHeight>0</wp14:pctHeight>
-                      </wp14:sizeRelV>
-                    </wp:anchor>
-                  </w:drawing>
-                </mc:Choice>
-                <mc:Fallback>
-                  <w:pict>
-                    <v:line w14:anchorId="66009248" id="Conector recto 5" o:spid="_x0000_s1026" style="position:absolute;flip:x y;z-index:251709440;visibility:visible;mso-wrap-style:square;mso-width-percent:0;mso-height-percent:0;mso-wrap-distance-left:9pt;mso-wrap-distance-top:0;mso-wrap-distance-right:9pt;mso-wrap-distance-bottom:0;mso-position-horizontal:absolute;mso-position-horizontal-relative:text;mso-position-vertical:absolute;mso-position-vertical-relative:text;mso-width-percent:0;mso-height-percent:0;mso-width-relative:margin;mso-height-relative:margin" from="-6.15pt,.95pt" to="107.1pt,71.45pt" o:gfxdata="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" strokecolor="#375623 [1609]" strokeweight="3pt">
-                      <v:stroke joinstyle="miter"/>
-                    </v:line>
-                  </w:pict>
-                </mc:Fallback>
-              </mc:AlternateContent>
-            </w:r>
-            <w:r>
-              <w:rPr>
-                <w:rFonts w:asciiTheme="minorHAnsi" w:eastAsiaTheme="minorEastAsia" w:hAnsiTheme="minorHAnsi" w:cstheme="minorBidi"/>
                 <w:color w:val="000000" w:themeColor="text1"/>
                 <w:lang w:eastAsia="es-CL"/>
               </w:rPr>
@@ -10569,164 +8837,6 @@
                 <w:color w:val="000000" w:themeColor="text1"/>
               </w:rPr>
             </w:pPr>
-            <w:r>
-              <w:rPr>
-                <w:rFonts w:asciiTheme="minorHAnsi" w:eastAsiaTheme="minorEastAsia" w:hAnsiTheme="minorHAnsi" w:cstheme="minorBidi"/>
-                <w:noProof/>
-                <w:color w:val="000000" w:themeColor="text1"/>
-              </w:rPr>
-              <mc:AlternateContent>
-                <mc:Choice Requires="wps">
-                  <w:drawing>
-                    <wp:anchor distT="0" distB="0" distL="114300" distR="114300" simplePos="0" relativeHeight="251715584" behindDoc="0" locked="0" layoutInCell="1" allowOverlap="1" wp14:anchorId="77705410" wp14:editId="72539C52">
-                      <wp:simplePos x="0" y="0"/>
-                      <wp:positionH relativeFrom="column">
-                        <wp:posOffset>-68581</wp:posOffset>
-                      </wp:positionH>
-                      <wp:positionV relativeFrom="paragraph">
-                        <wp:posOffset>8889</wp:posOffset>
-                      </wp:positionV>
-                      <wp:extent cx="1428750" cy="1076325"/>
-                      <wp:effectExtent l="19050" t="19050" r="19050" b="28575"/>
-                      <wp:wrapNone/>
-                      <wp:docPr id="908918518" name="Conector recto 5"/>
-                      <wp:cNvGraphicFramePr/>
-                      <a:graphic xmlns:a="http://schemas.openxmlformats.org/drawingml/2006/main">
-                        <a:graphicData uri="http://schemas.microsoft.com/office/word/2010/wordprocessingShape">
-                          <wps:wsp>
-                            <wps:cNvCnPr/>
-                            <wps:spPr>
-                              <a:xfrm flipH="1" flipV="1">
-                                <a:off x="0" y="0"/>
-                                <a:ext cx="1428750" cy="1076325"/>
-                              </a:xfrm>
-                              <a:prstGeom prst="line">
-                                <a:avLst/>
-                              </a:prstGeom>
-                              <a:ln w="38100">
-                                <a:solidFill>
-                                  <a:schemeClr val="accent6">
-                                    <a:lumMod val="50000"/>
-                                  </a:schemeClr>
-                                </a:solidFill>
-                              </a:ln>
-                            </wps:spPr>
-                            <wps:style>
-                              <a:lnRef idx="1">
-                                <a:schemeClr val="accent1"/>
-                              </a:lnRef>
-                              <a:fillRef idx="0">
-                                <a:schemeClr val="accent1"/>
-                              </a:fillRef>
-                              <a:effectRef idx="0">
-                                <a:schemeClr val="accent1"/>
-                              </a:effectRef>
-                              <a:fontRef idx="minor">
-                                <a:schemeClr val="tx1"/>
-                              </a:fontRef>
-                            </wps:style>
-                            <wps:bodyPr/>
-                          </wps:wsp>
-                        </a:graphicData>
-                      </a:graphic>
-                      <wp14:sizeRelH relativeFrom="margin">
-                        <wp14:pctWidth>0</wp14:pctWidth>
-                      </wp14:sizeRelH>
-                      <wp14:sizeRelV relativeFrom="margin">
-                        <wp14:pctHeight>0</wp14:pctHeight>
-                      </wp14:sizeRelV>
-                    </wp:anchor>
-                  </w:drawing>
-                </mc:Choice>
-                <mc:Fallback>
-                  <w:pict>
-                    <v:line w14:anchorId="651C5150" id="Conector recto 5" o:spid="_x0000_s1026" style="position:absolute;flip:x y;z-index:251715584;visibility:visible;mso-wrap-style:square;mso-width-percent:0;mso-height-percent:0;mso-wrap-distance-left:9pt;mso-wrap-distance-top:0;mso-wrap-distance-right:9pt;mso-wrap-distance-bottom:0;mso-position-horizontal:absolute;mso-position-horizontal-relative:text;mso-position-vertical:absolute;mso-position-vertical-relative:text;mso-width-percent:0;mso-height-percent:0;mso-width-relative:margin;mso-height-relative:margin" from="-5.4pt,.7pt" to="107.1pt,85.45pt" o:gfxdata="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" strokecolor="#375623 [1609]" strokeweight="3pt">
-                      <v:stroke joinstyle="miter"/>
-                    </v:line>
-                  </w:pict>
-                </mc:Fallback>
-              </mc:AlternateContent>
-            </w:r>
-            <w:r>
-              <w:rPr>
-                <w:rFonts w:asciiTheme="minorHAnsi" w:eastAsiaTheme="minorEastAsia" w:hAnsiTheme="minorHAnsi" w:cstheme="minorBidi"/>
-                <w:b/>
-                <w:bCs/>
-                <w:noProof/>
-                <w:lang w:eastAsia="es-CL"/>
-              </w:rPr>
-              <mc:AlternateContent>
-                <mc:Choice Requires="wps">
-                  <w:drawing>
-                    <wp:anchor distT="0" distB="0" distL="114300" distR="114300" simplePos="0" relativeHeight="251713536" behindDoc="0" locked="0" layoutInCell="1" allowOverlap="1" wp14:anchorId="618D451F" wp14:editId="012082E3">
-                      <wp:simplePos x="0" y="0"/>
-                      <wp:positionH relativeFrom="column">
-                        <wp:posOffset>-59056</wp:posOffset>
-                      </wp:positionH>
-                      <wp:positionV relativeFrom="paragraph">
-                        <wp:posOffset>-10160</wp:posOffset>
-                      </wp:positionV>
-                      <wp:extent cx="1438275" cy="1076325"/>
-                      <wp:effectExtent l="19050" t="19050" r="28575" b="28575"/>
-                      <wp:wrapNone/>
-                      <wp:docPr id="1574146854" name="Conector recto 6"/>
-                      <wp:cNvGraphicFramePr/>
-                      <a:graphic xmlns:a="http://schemas.openxmlformats.org/drawingml/2006/main">
-                        <a:graphicData uri="http://schemas.microsoft.com/office/word/2010/wordprocessingShape">
-                          <wps:wsp>
-                            <wps:cNvCnPr/>
-                            <wps:spPr>
-                              <a:xfrm flipH="1">
-                                <a:off x="0" y="0"/>
-                                <a:ext cx="1438275" cy="1076325"/>
-                              </a:xfrm>
-                              <a:prstGeom prst="line">
-                                <a:avLst/>
-                              </a:prstGeom>
-                              <a:ln w="38100">
-                                <a:solidFill>
-                                  <a:schemeClr val="accent6">
-                                    <a:lumMod val="50000"/>
-                                  </a:schemeClr>
-                                </a:solidFill>
-                              </a:ln>
-                            </wps:spPr>
-                            <wps:style>
-                              <a:lnRef idx="1">
-                                <a:schemeClr val="accent1"/>
-                              </a:lnRef>
-                              <a:fillRef idx="0">
-                                <a:schemeClr val="accent1"/>
-                              </a:fillRef>
-                              <a:effectRef idx="0">
-                                <a:schemeClr val="accent1"/>
-                              </a:effectRef>
-                              <a:fontRef idx="minor">
-                                <a:schemeClr val="tx1"/>
-                              </a:fontRef>
-                            </wps:style>
-                            <wps:bodyPr/>
-                          </wps:wsp>
-                        </a:graphicData>
-                      </a:graphic>
-                      <wp14:sizeRelH relativeFrom="margin">
-                        <wp14:pctWidth>0</wp14:pctWidth>
-                      </wp14:sizeRelH>
-                      <wp14:sizeRelV relativeFrom="margin">
-                        <wp14:pctHeight>0</wp14:pctHeight>
-                      </wp14:sizeRelV>
-                    </wp:anchor>
-                  </w:drawing>
-                </mc:Choice>
-                <mc:Fallback>
-                  <w:pict>
-                    <v:line w14:anchorId="19DC494B" id="Conector recto 6" o:spid="_x0000_s1026" style="position:absolute;flip:x;z-index:251713536;visibility:visible;mso-wrap-style:square;mso-width-percent:0;mso-height-percent:0;mso-wrap-distance-left:9pt;mso-wrap-distance-top:0;mso-wrap-distance-right:9pt;mso-wrap-distance-bottom:0;mso-position-horizontal:absolute;mso-position-horizontal-relative:text;mso-position-vertical:absolute;mso-position-vertical-relative:text;mso-width-percent:0;mso-height-percent:0;mso-width-relative:margin;mso-height-relative:margin" from="-4.65pt,-.8pt" to="108.6pt,83.95pt" o:gfxdata="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" strokecolor="#375623 [1609]" strokeweight="3pt">
-                      <v:stroke joinstyle="miter"/>
-                    </v:line>
-                  </w:pict>
-                </mc:Fallback>
-              </mc:AlternateContent>
-            </w:r>
             <w:r>
               <w:rPr>
                 <w:rFonts w:ascii="Calibri" w:eastAsia="Calibri" w:hAnsi="Calibri" w:cs="Calibri"/>
@@ -11145,15 +9255,15 @@
             </wp:anchor>
           </w:drawing>
         </mc:Choice>
-        <mc:Fallback xmlns:a="http://schemas.openxmlformats.org/drawingml/2006/main">
+        <mc:Fallback>
           <w:pict>
-            <v:group id="Grupo 37" style="position:absolute;left:0;text-align:left;margin-left:416.8pt;margin-top:0;width:468pt;height:25.2pt;z-index:251662336;mso-width-percent:1000;mso-top-percent:200;mso-wrap-distance-left:0;mso-wrap-distance-right:0;mso-position-horizontal:right;mso-position-horizontal-relative:margin;mso-position-vertical-relative:bottom-margin-area;mso-width-percent:1000;mso-top-percent:200;mso-width-relative:margin;mso-height-relative:margin" coordsize="59626,3238" o:spid="_x0000_s1026" w14:anchorId="0F25DB77" o:gfxdata="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">
-              <v:rect id="Rectángulo 38" style="position:absolute;left:190;width:59436;height:188;visibility:visible;mso-wrap-style:square;v-text-anchor:middle" o:spid="_x0000_s1027" fillcolor="black [3213]" stroked="f" strokeweight="1pt" o:gfxdata="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"/>
+            <v:group w14:anchorId="0F25DB77" id="Grupo 37" o:spid="_x0000_s1026" style="position:absolute;left:0;text-align:left;margin-left:416.8pt;margin-top:0;width:468pt;height:25.2pt;z-index:251662336;mso-width-percent:1000;mso-top-percent:200;mso-wrap-distance-left:0;mso-wrap-distance-right:0;mso-position-horizontal:right;mso-position-horizontal-relative:margin;mso-position-vertical-relative:bottom-margin-area;mso-width-percent:1000;mso-top-percent:200;mso-width-relative:margin;mso-height-relative:margin" coordsize="59626,3238" o:gfxdata="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">
+              <v:rect id="Rectángulo 38" o:spid="_x0000_s1027" style="position:absolute;left:190;width:59436;height:188;visibility:visible;mso-wrap-style:square;v-text-anchor:middle" o:gfxdata="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" fillcolor="black [3213]" stroked="f" strokeweight="1pt"/>
               <v:shapetype id="_x0000_t202" coordsize="21600,21600" o:spt="202" path="m,l,21600r21600,l21600,xe">
                 <v:stroke joinstyle="miter"/>
                 <v:path gradientshapeok="t" o:connecttype="rect"/>
               </v:shapetype>
-              <v:shape id="Cuadro de texto 39" style="position:absolute;top:666;width:59436;height:2572;visibility:visible;mso-wrap-style:square;v-text-anchor:bottom" o:spid="_x0000_s1028" filled="f" stroked="f" strokeweight=".5pt" type="#_x0000_t202" o:gfxdata="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">
+              <v:shape id="Cuadro de texto 39" o:spid="_x0000_s1028" type="#_x0000_t202" style="position:absolute;top:666;width:59436;height:2572;visibility:visible;mso-wrap-style:square;v-text-anchor:bottom" o:gfxdata="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" filled="f" stroked="f" strokeweight=".5pt">
                 <v:textbox inset=",,,0">
                   <w:txbxContent>
                     <w:sdt>
@@ -11174,7 +9284,6 @@
                           <w:calendar w:val="gregorian"/>
                         </w:date>
                       </w:sdtPr>
-                      <w:sdtEndPr/>
                       <w:sdtContent>
                         <w:p>
                           <w:pPr>
@@ -11357,9 +9466,9 @@
             </wp:anchor>
           </w:drawing>
         </mc:Choice>
-        <mc:Fallback xmlns:a="http://schemas.openxmlformats.org/drawingml/2006/main">
+        <mc:Fallback>
           <w:pict>
-            <v:rect id="Rectángulo 40" style="position:absolute;left:0;text-align:left;margin-left:0;margin-top:0;width:36pt;height:25.2pt;z-index:251661312;visibility:visible;mso-wrap-style:square;mso-width-percent:0;mso-height-percent:0;mso-top-percent:200;mso-wrap-distance-left:0;mso-wrap-distance-top:0;mso-wrap-distance-right:0;mso-wrap-distance-bottom:0;mso-position-horizontal:left;mso-position-horizontal-relative:right-margin-area;mso-position-vertical-relative:bottom-margin-area;mso-width-percent:0;mso-height-percent:0;mso-top-percent:200;mso-width-relative:margin;mso-height-relative:margin;v-text-anchor:bottom" o:spid="_x0000_s1029" fillcolor="black [3213]" stroked="f" strokeweight="3pt" w14:anchorId="3CF0A8BB" o:gfxdata="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">
+            <v:rect w14:anchorId="3CF0A8BB" id="Rectángulo 40" o:spid="_x0000_s1029" style="position:absolute;left:0;text-align:left;margin-left:0;margin-top:0;width:36pt;height:25.2pt;z-index:251661312;visibility:visible;mso-wrap-style:square;mso-width-percent:0;mso-height-percent:0;mso-top-percent:200;mso-wrap-distance-left:0;mso-wrap-distance-top:0;mso-wrap-distance-right:0;mso-wrap-distance-bottom:0;mso-position-horizontal:left;mso-position-horizontal-relative:right-margin-area;mso-position-vertical-relative:bottom-margin-area;mso-width-percent:0;mso-height-percent:0;mso-top-percent:200;mso-width-relative:margin;mso-height-relative:margin;v-text-anchor:bottom" o:gfxdata="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" fillcolor="black [3213]" stroked="f" strokeweight="3pt">
               <v:textbox>
                 <w:txbxContent>
                   <w:p>
@@ -16079,6 +14188,25 @@
 </file>
 
 <file path=customXml/item2.xml><?xml version="1.0" encoding="utf-8"?>
+<p:properties xmlns:p="http://schemas.microsoft.com/office/2006/metadata/properties" xmlns:xsi="http://www.w3.org/2001/XMLSchema-instance" xmlns:pc="http://schemas.microsoft.com/office/infopath/2007/PartnerControls">
+  <documentManagement/>
+</p:properties>
+</file>
+
+<file path=customXml/item3.xml><?xml version="1.0" encoding="utf-8"?>
+<b:Sources xmlns:b="http://schemas.openxmlformats.org/officeDocument/2006/bibliography" xmlns="http://schemas.openxmlformats.org/officeDocument/2006/bibliography" SelectedStyle="\APASixthEditionOfficeOnline.xsl" StyleName="APA" Version="6"/>
+</file>
+
+<file path=customXml/item4.xml><?xml version="1.0" encoding="utf-8"?>
+<?mso-contentType ?>
+<FormTemplates xmlns="http://schemas.microsoft.com/sharepoint/v3/contenttype/forms">
+  <Display>DocumentLibraryForm</Display>
+  <Edit>DocumentLibraryForm</Edit>
+  <New>DocumentLibraryForm</New>
+</FormTemplates>
+</file>
+
+<file path=customXml/item5.xml><?xml version="1.0" encoding="utf-8"?>
 <ct:contentTypeSchema xmlns:ct="http://schemas.microsoft.com/office/2006/metadata/contentType" xmlns:ma="http://schemas.microsoft.com/office/2006/metadata/properties/metaAttributes" ct:_="" ma:_="" ma:contentTypeName="Documento" ma:contentTypeID="0x010100E96778489EE7714D8BD12CC105EB918B" ma:contentTypeVersion="2" ma:contentTypeDescription="Crear nuevo documento." ma:contentTypeScope="" ma:versionID="416c5c7ae9b5d54d83875cd3c65194e3">
   <xsd:schema xmlns:xsd="http://www.w3.org/2001/XMLSchema" xmlns:xs="http://www.w3.org/2001/XMLSchema" xmlns:p="http://schemas.microsoft.com/office/2006/metadata/properties" xmlns:ns2="126e8a1c-9ea9-435a-ac89-d06c80d62e30" targetNamespace="http://schemas.microsoft.com/office/2006/metadata/properties" ma:root="true" ma:fieldsID="70a237c842677bd850644f8595079f5e" ns2:_="">
     <xsd:import namespace="126e8a1c-9ea9-435a-ac89-d06c80d62e30"/>
@@ -16210,25 +14338,6 @@
 </ct:contentTypeSchema>
 </file>
 
-<file path=customXml/item3.xml><?xml version="1.0" encoding="utf-8"?>
-<?mso-contentType ?>
-<FormTemplates xmlns="http://schemas.microsoft.com/sharepoint/v3/contenttype/forms">
-  <Display>DocumentLibraryForm</Display>
-  <Edit>DocumentLibraryForm</Edit>
-  <New>DocumentLibraryForm</New>
-</FormTemplates>
-</file>
-
-<file path=customXml/item4.xml><?xml version="1.0" encoding="utf-8"?>
-<b:Sources xmlns:b="http://schemas.openxmlformats.org/officeDocument/2006/bibliography" xmlns="http://schemas.openxmlformats.org/officeDocument/2006/bibliography" SelectedStyle="\APASixthEditionOfficeOnline.xsl" StyleName="APA" Version="6"/>
-</file>
-
-<file path=customXml/item5.xml><?xml version="1.0" encoding="utf-8"?>
-<p:properties xmlns:p="http://schemas.microsoft.com/office/2006/metadata/properties" xmlns:xsi="http://www.w3.org/2001/XMLSchema-instance" xmlns:pc="http://schemas.microsoft.com/office/infopath/2007/PartnerControls">
-  <documentManagement/>
-</p:properties>
-</file>
-
 <file path=customXml/itemProps1.xml><?xml version="1.0" encoding="utf-8"?>
 <ds:datastoreItem xmlns:ds="http://schemas.openxmlformats.org/officeDocument/2006/customXml" ds:itemID="{55AF091B-3C7A-41E3-B477-F2FDAA23CFDA}">
   <ds:schemaRefs>
@@ -16238,6 +14347,31 @@
 </file>
 
 <file path=customXml/itemProps2.xml><?xml version="1.0" encoding="utf-8"?>
+<ds:datastoreItem xmlns:ds="http://schemas.openxmlformats.org/officeDocument/2006/customXml" ds:itemID="{5B7B5873-BEF7-4EF9-B783-7B50266FE496}">
+  <ds:schemaRefs>
+    <ds:schemaRef ds:uri="http://schemas.microsoft.com/office/2006/metadata/properties"/>
+    <ds:schemaRef ds:uri="http://schemas.microsoft.com/office/infopath/2007/PartnerControls"/>
+  </ds:schemaRefs>
+</ds:datastoreItem>
+</file>
+
+<file path=customXml/itemProps3.xml><?xml version="1.0" encoding="utf-8"?>
+<ds:datastoreItem xmlns:ds="http://schemas.openxmlformats.org/officeDocument/2006/customXml" ds:itemID="{028C5B15-B524-4B7C-9DF0-F573AFD0F54E}">
+  <ds:schemaRefs>
+    <ds:schemaRef ds:uri="http://schemas.openxmlformats.org/officeDocument/2006/bibliography"/>
+  </ds:schemaRefs>
+</ds:datastoreItem>
+</file>
+
+<file path=customXml/itemProps4.xml><?xml version="1.0" encoding="utf-8"?>
+<ds:datastoreItem xmlns:ds="http://schemas.openxmlformats.org/officeDocument/2006/customXml" ds:itemID="{4EF1E242-F579-4982-B8CC-2FBF33737424}">
+  <ds:schemaRefs>
+    <ds:schemaRef ds:uri="http://schemas.microsoft.com/sharepoint/v3/contenttype/forms"/>
+  </ds:schemaRefs>
+</ds:datastoreItem>
+</file>
+
+<file path=customXml/itemProps5.xml><?xml version="1.0" encoding="utf-8"?>
 <ds:datastoreItem xmlns:ds="http://schemas.openxmlformats.org/officeDocument/2006/customXml" ds:itemID="{14D1F39E-8B56-417C-B337-6A9061C37D5D}">
   <ds:schemaRefs>
     <ds:schemaRef ds:uri="http://schemas.microsoft.com/office/2006/metadata/contentType"/>
@@ -16253,29 +14387,4 @@
     <ds:schemaRef ds:uri="http://schemas.microsoft.com/internal/obd"/>
   </ds:schemaRefs>
 </ds:datastoreItem>
-</file>
-
-<file path=customXml/itemProps3.xml><?xml version="1.0" encoding="utf-8"?>
-<ds:datastoreItem xmlns:ds="http://schemas.openxmlformats.org/officeDocument/2006/customXml" ds:itemID="{4EF1E242-F579-4982-B8CC-2FBF33737424}">
-  <ds:schemaRefs>
-    <ds:schemaRef ds:uri="http://schemas.microsoft.com/sharepoint/v3/contenttype/forms"/>
-  </ds:schemaRefs>
-</ds:datastoreItem>
-</file>
-
-<file path=customXml/itemProps4.xml><?xml version="1.0" encoding="utf-8"?>
-<ds:datastoreItem xmlns:ds="http://schemas.openxmlformats.org/officeDocument/2006/customXml" ds:itemID="{028C5B15-B524-4B7C-9DF0-F573AFD0F54E}">
-  <ds:schemaRefs>
-    <ds:schemaRef ds:uri="http://schemas.openxmlformats.org/officeDocument/2006/bibliography"/>
-  </ds:schemaRefs>
-</ds:datastoreItem>
-</file>
-
-<file path=customXml/itemProps5.xml><?xml version="1.0" encoding="utf-8"?>
-<ds:datastoreItem xmlns:ds="http://schemas.openxmlformats.org/officeDocument/2006/customXml" ds:itemID="{5B7B5873-BEF7-4EF9-B783-7B50266FE496}">
-  <ds:schemaRefs>
-    <ds:schemaRef ds:uri="http://schemas.microsoft.com/office/2006/metadata/properties"/>
-    <ds:schemaRef ds:uri="http://schemas.microsoft.com/office/infopath/2007/PartnerControls"/>
-  </ds:schemaRefs>
-</ds:datastoreItem>
 </file>
--- a/Fase 1/Evidencias Individuales/Vega_Araceli_1.3_APT122_AutoevaluacionFase1.docx
+++ b/Fase 1/Evidencias Individuales/Vega_Araceli_1.3_APT122_AutoevaluacionFase1.docx
@@ -6033,6 +6033,13 @@
                 <w:rFonts w:asciiTheme="minorHAnsi" w:eastAsiaTheme="minorEastAsia" w:hAnsiTheme="minorHAnsi" w:cstheme="minorBidi"/>
                 <w:color w:val="000000" w:themeColor="text1"/>
               </w:rPr>
+              <w:t xml:space="preserve">X </w:t>
+            </w:r>
+            <w:r>
+              <w:rPr>
+                <w:rFonts w:asciiTheme="minorHAnsi" w:eastAsiaTheme="minorEastAsia" w:hAnsiTheme="minorHAnsi" w:cstheme="minorBidi"/>
+                <w:color w:val="000000" w:themeColor="text1"/>
+              </w:rPr>
               <w:t>Describ</w:t>
             </w:r>
             <w:r>
@@ -6301,6 +6308,13 @@
                 <w:rFonts w:asciiTheme="minorHAnsi" w:eastAsiaTheme="minorEastAsia" w:hAnsiTheme="minorHAnsi" w:cstheme="minorBidi"/>
                 <w:color w:val="000000" w:themeColor="text1"/>
               </w:rPr>
+              <w:t xml:space="preserve">X </w:t>
+            </w:r>
+            <w:r>
+              <w:rPr>
+                <w:rFonts w:asciiTheme="minorHAnsi" w:eastAsiaTheme="minorEastAsia" w:hAnsiTheme="minorHAnsi" w:cstheme="minorBidi"/>
+                <w:color w:val="000000" w:themeColor="text1"/>
+              </w:rPr>
               <w:t xml:space="preserve">Describí </w:t>
             </w:r>
             <w:r>
@@ -6740,6 +6754,13 @@
                 <w:rFonts w:asciiTheme="minorHAnsi" w:eastAsiaTheme="minorEastAsia" w:hAnsiTheme="minorHAnsi" w:cstheme="minorBidi"/>
                 <w:color w:val="000000" w:themeColor="text1"/>
               </w:rPr>
+              <w:t xml:space="preserve">X </w:t>
+            </w:r>
+            <w:r>
+              <w:rPr>
+                <w:rFonts w:asciiTheme="minorHAnsi" w:eastAsiaTheme="minorEastAsia" w:hAnsiTheme="minorHAnsi" w:cstheme="minorBidi"/>
+                <w:color w:val="000000" w:themeColor="text1"/>
+              </w:rPr>
               <w:t>Mencion</w:t>
             </w:r>
             <w:r>
@@ -7005,6 +7026,13 @@
                 <w:rFonts w:asciiTheme="minorHAnsi" w:eastAsiaTheme="minorEastAsia" w:hAnsiTheme="minorHAnsi" w:cstheme="minorBidi"/>
                 <w:color w:val="000000" w:themeColor="text1"/>
               </w:rPr>
+              <w:t xml:space="preserve">X </w:t>
+            </w:r>
+            <w:r>
+              <w:rPr>
+                <w:rFonts w:asciiTheme="minorHAnsi" w:eastAsiaTheme="minorEastAsia" w:hAnsiTheme="minorHAnsi" w:cstheme="minorBidi"/>
+                <w:color w:val="000000" w:themeColor="text1"/>
+              </w:rPr>
               <w:t>Justifi</w:t>
             </w:r>
             <w:r>
@@ -7317,6 +7345,13 @@
                 <w:rFonts w:asciiTheme="minorHAnsi" w:eastAsiaTheme="minorEastAsia" w:hAnsiTheme="minorHAnsi" w:cstheme="minorBidi"/>
                 <w:color w:val="000000" w:themeColor="text1"/>
               </w:rPr>
+              <w:t xml:space="preserve">X </w:t>
+            </w:r>
+            <w:r>
+              <w:rPr>
+                <w:rFonts w:asciiTheme="minorHAnsi" w:eastAsiaTheme="minorEastAsia" w:hAnsiTheme="minorHAnsi" w:cstheme="minorBidi"/>
+                <w:color w:val="000000" w:themeColor="text1"/>
+              </w:rPr>
               <w:t>Formul</w:t>
             </w:r>
             <w:r>
@@ -7505,6 +7540,13 @@
                 <w:rFonts w:asciiTheme="minorHAnsi" w:eastAsiaTheme="minorEastAsia" w:hAnsiTheme="minorHAnsi" w:cstheme="minorBidi"/>
                 <w:color w:val="000000" w:themeColor="text1"/>
               </w:rPr>
+              <w:t xml:space="preserve">X </w:t>
+            </w:r>
+            <w:r>
+              <w:rPr>
+                <w:rFonts w:asciiTheme="minorHAnsi" w:eastAsiaTheme="minorEastAsia" w:hAnsiTheme="minorHAnsi" w:cstheme="minorBidi"/>
+                <w:color w:val="000000" w:themeColor="text1"/>
+              </w:rPr>
               <w:t>Describ</w:t>
             </w:r>
             <w:r>
@@ -7726,6 +7768,13 @@
                 <w:color w:val="000000" w:themeColor="text1"/>
               </w:rPr>
               <w:lastRenderedPageBreak/>
+              <w:t xml:space="preserve">X </w:t>
+            </w:r>
+            <w:r>
+              <w:rPr>
+                <w:rFonts w:asciiTheme="minorHAnsi" w:eastAsiaTheme="minorEastAsia" w:hAnsiTheme="minorHAnsi" w:cstheme="minorBidi"/>
+                <w:color w:val="000000" w:themeColor="text1"/>
+              </w:rPr>
               <w:t>Establec</w:t>
             </w:r>
             <w:r>
@@ -8011,6 +8060,13 @@
                 <w:rFonts w:asciiTheme="minorHAnsi" w:eastAsiaTheme="minorEastAsia" w:hAnsiTheme="minorHAnsi" w:cstheme="minorBidi"/>
                 <w:color w:val="000000" w:themeColor="text1"/>
               </w:rPr>
+              <w:t xml:space="preserve">X </w:t>
+            </w:r>
+            <w:r>
+              <w:rPr>
+                <w:rFonts w:asciiTheme="minorHAnsi" w:eastAsiaTheme="minorEastAsia" w:hAnsiTheme="minorHAnsi" w:cstheme="minorBidi"/>
+                <w:color w:val="000000" w:themeColor="text1"/>
+              </w:rPr>
               <w:t>Describ</w:t>
             </w:r>
             <w:r>
@@ -8359,6 +8415,13 @@
                 <w:rFonts w:asciiTheme="minorHAnsi" w:eastAsiaTheme="minorEastAsia" w:hAnsiTheme="minorHAnsi" w:cstheme="minorBidi"/>
                 <w:color w:val="000000" w:themeColor="text1"/>
               </w:rPr>
+              <w:t xml:space="preserve">X </w:t>
+            </w:r>
+            <w:r>
+              <w:rPr>
+                <w:rFonts w:asciiTheme="minorHAnsi" w:eastAsiaTheme="minorEastAsia" w:hAnsiTheme="minorHAnsi" w:cstheme="minorBidi"/>
+                <w:color w:val="000000" w:themeColor="text1"/>
+              </w:rPr>
               <w:t>El texto presenta de 1 a 5 errores de ortografía, redacción o en las citas y referencias del informe.</w:t>
             </w:r>
           </w:p>
@@ -8483,6 +8546,13 @@
                 <w:rFonts w:asciiTheme="minorHAnsi" w:eastAsiaTheme="minorEastAsia" w:hAnsiTheme="minorHAnsi" w:cstheme="minorBidi"/>
                 <w:color w:val="000000" w:themeColor="text1"/>
               </w:rPr>
+              <w:t xml:space="preserve">X </w:t>
+            </w:r>
+            <w:r>
+              <w:rPr>
+                <w:rFonts w:asciiTheme="minorHAnsi" w:eastAsiaTheme="minorEastAsia" w:hAnsiTheme="minorHAnsi" w:cstheme="minorBidi"/>
+                <w:color w:val="000000" w:themeColor="text1"/>
+              </w:rPr>
               <w:t>El informe cumple con todos los aspectos del formato establecido por la disciplina.</w:t>
             </w:r>
           </w:p>
@@ -8654,6 +8724,14 @@
                 <w:color w:val="000000" w:themeColor="text1"/>
                 <w:lang w:eastAsia="es-CL"/>
               </w:rPr>
+              <w:t xml:space="preserve">X </w:t>
+            </w:r>
+            <w:r>
+              <w:rPr>
+                <w:rFonts w:asciiTheme="minorHAnsi" w:eastAsiaTheme="minorEastAsia" w:hAnsiTheme="minorHAnsi" w:cstheme="minorBidi"/>
+                <w:color w:val="000000" w:themeColor="text1"/>
+                <w:lang w:eastAsia="es-CL"/>
+              </w:rPr>
               <w:t>El informe cumple con el 100% de los indicadores de calidad disciplinarios requeridos en el diseño del Proyecto APT.</w:t>
             </w:r>
           </w:p>
@@ -8837,6 +8915,13 @@
                 <w:color w:val="000000" w:themeColor="text1"/>
               </w:rPr>
             </w:pPr>
+            <w:r>
+              <w:rPr>
+                <w:rFonts w:ascii="Calibri" w:eastAsia="Calibri" w:hAnsi="Calibri" w:cs="Calibri"/>
+                <w:color w:val="000000" w:themeColor="text1"/>
+              </w:rPr>
+              <w:t xml:space="preserve">X </w:t>
+            </w:r>
             <w:r>
               <w:rPr>
                 <w:rFonts w:ascii="Calibri" w:eastAsia="Calibri" w:hAnsi="Calibri" w:cs="Calibri"/>
@@ -14188,25 +14273,16 @@
 </file>
 
 <file path=customXml/item2.xml><?xml version="1.0" encoding="utf-8"?>
+<b:Sources xmlns:b="http://schemas.openxmlformats.org/officeDocument/2006/bibliography" xmlns="http://schemas.openxmlformats.org/officeDocument/2006/bibliography" SelectedStyle="\APASixthEditionOfficeOnline.xsl" StyleName="APA" Version="6"/>
+</file>
+
+<file path=customXml/item3.xml><?xml version="1.0" encoding="utf-8"?>
 <p:properties xmlns:p="http://schemas.microsoft.com/office/2006/metadata/properties" xmlns:xsi="http://www.w3.org/2001/XMLSchema-instance" xmlns:pc="http://schemas.microsoft.com/office/infopath/2007/PartnerControls">
   <documentManagement/>
 </p:properties>
 </file>
 
-<file path=customXml/item3.xml><?xml version="1.0" encoding="utf-8"?>
-<b:Sources xmlns:b="http://schemas.openxmlformats.org/officeDocument/2006/bibliography" xmlns="http://schemas.openxmlformats.org/officeDocument/2006/bibliography" SelectedStyle="\APASixthEditionOfficeOnline.xsl" StyleName="APA" Version="6"/>
-</file>
-
 <file path=customXml/item4.xml><?xml version="1.0" encoding="utf-8"?>
-<?mso-contentType ?>
-<FormTemplates xmlns="http://schemas.microsoft.com/sharepoint/v3/contenttype/forms">
-  <Display>DocumentLibraryForm</Display>
-  <Edit>DocumentLibraryForm</Edit>
-  <New>DocumentLibraryForm</New>
-</FormTemplates>
-</file>
-
-<file path=customXml/item5.xml><?xml version="1.0" encoding="utf-8"?>
 <ct:contentTypeSchema xmlns:ct="http://schemas.microsoft.com/office/2006/metadata/contentType" xmlns:ma="http://schemas.microsoft.com/office/2006/metadata/properties/metaAttributes" ct:_="" ma:_="" ma:contentTypeName="Documento" ma:contentTypeID="0x010100E96778489EE7714D8BD12CC105EB918B" ma:contentTypeVersion="2" ma:contentTypeDescription="Crear nuevo documento." ma:contentTypeScope="" ma:versionID="416c5c7ae9b5d54d83875cd3c65194e3">
   <xsd:schema xmlns:xsd="http://www.w3.org/2001/XMLSchema" xmlns:xs="http://www.w3.org/2001/XMLSchema" xmlns:p="http://schemas.microsoft.com/office/2006/metadata/properties" xmlns:ns2="126e8a1c-9ea9-435a-ac89-d06c80d62e30" targetNamespace="http://schemas.microsoft.com/office/2006/metadata/properties" ma:root="true" ma:fieldsID="70a237c842677bd850644f8595079f5e" ns2:_="">
     <xsd:import namespace="126e8a1c-9ea9-435a-ac89-d06c80d62e30"/>
@@ -14338,6 +14414,15 @@
 </ct:contentTypeSchema>
 </file>
 
+<file path=customXml/item5.xml><?xml version="1.0" encoding="utf-8"?>
+<?mso-contentType ?>
+<FormTemplates xmlns="http://schemas.microsoft.com/sharepoint/v3/contenttype/forms">
+  <Display>DocumentLibraryForm</Display>
+  <Edit>DocumentLibraryForm</Edit>
+  <New>DocumentLibraryForm</New>
+</FormTemplates>
+</file>
+
 <file path=customXml/itemProps1.xml><?xml version="1.0" encoding="utf-8"?>
 <ds:datastoreItem xmlns:ds="http://schemas.openxmlformats.org/officeDocument/2006/customXml" ds:itemID="{55AF091B-3C7A-41E3-B477-F2FDAA23CFDA}">
   <ds:schemaRefs>
@@ -14347,6 +14432,14 @@
 </file>
 
 <file path=customXml/itemProps2.xml><?xml version="1.0" encoding="utf-8"?>
+<ds:datastoreItem xmlns:ds="http://schemas.openxmlformats.org/officeDocument/2006/customXml" ds:itemID="{028C5B15-B524-4B7C-9DF0-F573AFD0F54E}">
+  <ds:schemaRefs>
+    <ds:schemaRef ds:uri="http://schemas.openxmlformats.org/officeDocument/2006/bibliography"/>
+  </ds:schemaRefs>
+</ds:datastoreItem>
+</file>
+
+<file path=customXml/itemProps3.xml><?xml version="1.0" encoding="utf-8"?>
 <ds:datastoreItem xmlns:ds="http://schemas.openxmlformats.org/officeDocument/2006/customXml" ds:itemID="{5B7B5873-BEF7-4EF9-B783-7B50266FE496}">
   <ds:schemaRefs>
     <ds:schemaRef ds:uri="http://schemas.microsoft.com/office/2006/metadata/properties"/>
@@ -14355,23 +14448,7 @@
 </ds:datastoreItem>
 </file>
 
-<file path=customXml/itemProps3.xml><?xml version="1.0" encoding="utf-8"?>
-<ds:datastoreItem xmlns:ds="http://schemas.openxmlformats.org/officeDocument/2006/customXml" ds:itemID="{028C5B15-B524-4B7C-9DF0-F573AFD0F54E}">
-  <ds:schemaRefs>
-    <ds:schemaRef ds:uri="http://schemas.openxmlformats.org/officeDocument/2006/bibliography"/>
-  </ds:schemaRefs>
-</ds:datastoreItem>
-</file>
-
 <file path=customXml/itemProps4.xml><?xml version="1.0" encoding="utf-8"?>
-<ds:datastoreItem xmlns:ds="http://schemas.openxmlformats.org/officeDocument/2006/customXml" ds:itemID="{4EF1E242-F579-4982-B8CC-2FBF33737424}">
-  <ds:schemaRefs>
-    <ds:schemaRef ds:uri="http://schemas.microsoft.com/sharepoint/v3/contenttype/forms"/>
-  </ds:schemaRefs>
-</ds:datastoreItem>
-</file>
-
-<file path=customXml/itemProps5.xml><?xml version="1.0" encoding="utf-8"?>
 <ds:datastoreItem xmlns:ds="http://schemas.openxmlformats.org/officeDocument/2006/customXml" ds:itemID="{14D1F39E-8B56-417C-B337-6A9061C37D5D}">
   <ds:schemaRefs>
     <ds:schemaRef ds:uri="http://schemas.microsoft.com/office/2006/metadata/contentType"/>
@@ -14387,4 +14464,12 @@
     <ds:schemaRef ds:uri="http://schemas.microsoft.com/internal/obd"/>
   </ds:schemaRefs>
 </ds:datastoreItem>
+</file>
+
+<file path=customXml/itemProps5.xml><?xml version="1.0" encoding="utf-8"?>
+<ds:datastoreItem xmlns:ds="http://schemas.openxmlformats.org/officeDocument/2006/customXml" ds:itemID="{4EF1E242-F579-4982-B8CC-2FBF33737424}">
+  <ds:schemaRefs>
+    <ds:schemaRef ds:uri="http://schemas.microsoft.com/sharepoint/v3/contenttype/forms"/>
+  </ds:schemaRefs>
+</ds:datastoreItem>
 </file>